--- a/deck/EdgeVision-Demo-Script.docx
+++ b/deck/EdgeVision-Demo-Script.docx
@@ -27,7 +27,7 @@
           <w:sz w:val="20"/>
           <w:szCs w:val="20"/>
         </w:rPr>
-        <w:t xml:space="preserve">RetailTrack + Fabric Lens · Intel Event</w:t>
+        <w:t xml:space="preserve">Fabric Lens · live software walkthrough · Intel Event</w:t>
       </w:r>
     </w:p>
     <w:p>
@@ -43,7 +43,7 @@
           <w:sz w:val="18"/>
           <w:szCs w:val="18"/>
         </w:rPr>
-        <w:t xml:space="preserve">About 8–9 minutes · Pattern AI Labs</w:t>
+        <w:t xml:space="preserve">About 5:25 · Pattern AI Labs</w:t>
       </w:r>
     </w:p>
     <w:p>
@@ -146,7 +146,7 @@
           <w:sz w:val="20"/>
           <w:szCs w:val="20"/>
         </w:rPr>
-        <w:t xml:space="preserve">Laptop connected to the projector; screen mirrored and tested. Sound on — a couple of steps have an alert chime.</w:t>
+        <w:t xml:space="preserve">Laptop connected to the projector; screen mirrored and tested. Sound on — the alerts have a chime.</w:t>
       </w:r>
     </w:p>
     <w:p>
@@ -164,7 +164,7 @@
           <w:sz w:val="20"/>
           <w:szCs w:val="20"/>
         </w:rPr>
-        <w:t xml:space="preserve">Each part of the demo is open and lined up in order, full-screen. Know which step comes next before you start.</w:t>
+        <w:t xml:space="preserve">Fabric Lens open and full-screen. Know the tabs: Live Wall · Ops Board · Inventory · Insights · Alerts.</w:t>
       </w:r>
     </w:p>
     <w:p>
@@ -182,7 +182,7 @@
           <w:sz w:val="20"/>
           <w:szCs w:val="20"/>
         </w:rPr>
-        <w:t xml:space="preserve">Close every other tab and notification. Nothing should pop up while you present.</w:t>
+        <w:t xml:space="preserve">Each part of the walkthrough is queued in order. Know which screen comes next before you start.</w:t>
       </w:r>
     </w:p>
     <w:p>
@@ -200,6 +200,24 @@
           <w:sz w:val="20"/>
           <w:szCs w:val="20"/>
         </w:rPr>
+        <w:t xml:space="preserve">Close every other tab and notification. Nothing should pop up while you present.</w:t>
+      </w:r>
+    </w:p>
+    <w:p>
+      <w:pPr>
+        <w:pStyle w:val="ListParagraph"/>
+        <w:numPr>
+          <w:ilvl w:val="0"/>
+          <w:numId w:val="1"/>
+        </w:numPr>
+        <w:spacing w:after="80" w:line="264"/>
+      </w:pPr>
+      <w:r>
+        <w:rPr>
+          <w:color w:val="000000"/>
+          <w:sz w:val="20"/>
+          <w:szCs w:val="20"/>
+        </w:rPr>
         <w:t xml:space="preserve">Keep this sheet where you can see it. You tell the story; the screen shows the proof.</w:t>
       </w:r>
     </w:p>
@@ -218,7 +236,7 @@
           <w:sz w:val="20"/>
           <w:szCs w:val="20"/>
         </w:rPr>
-        <w:t xml:space="preserve">Open with one line: “What you’re about to see is our software running on everyday store and restaurant cameras.”</w:t>
+        <w:t xml:space="preserve">Open with one line: “This is our software running live on an ordinary quick-service kitchen.”</w:t>
       </w:r>
     </w:p>
     <w:p>
@@ -239,7 +257,7 @@
           <w:sz w:val="24"/>
           <w:szCs w:val="24"/>
         </w:rPr>
-        <w:t xml:space="preserve">Part A — RetailTrack (the store floor)</w:t>
+        <w:t xml:space="preserve">The walkthrough</w:t>
       </w:r>
       <w:r>
         <w:rPr>
@@ -247,7 +265,7 @@
           <w:sz w:val="18"/>
           <w:szCs w:val="18"/>
         </w:rPr>
-        <w:t xml:space="preserve">	about 4:20</w:t>
+        <w:t xml:space="preserve">	about 5:25</w:t>
       </w:r>
     </w:p>
     <w:p>
@@ -255,7 +273,7 @@
         <w:tabs>
           <w:tab w:val="right" w:pos="9360"/>
         </w:tabs>
-        <w:spacing w:after="40" w:before="200"/>
+        <w:spacing w:after="40" w:before="220"/>
       </w:pPr>
       <w:r>
         <w:rPr>
@@ -265,7 +283,7 @@
           <w:sz w:val="22"/>
           <w:szCs w:val="22"/>
         </w:rPr>
-        <w:t xml:space="preserve">1. People, seen clearly</w:t>
+        <w:t xml:space="preserve">1. The whole restaurant on one screen</w:t>
       </w:r>
       <w:r>
         <w:rPr>
@@ -273,7 +291,7 @@
           <w:sz w:val="18"/>
           <w:szCs w:val="18"/>
         </w:rPr>
-        <w:t xml:space="preserve">	(0:45)</w:t>
+        <w:t xml:space="preserve">	(0:30)</w:t>
       </w:r>
     </w:p>
     <w:tbl>
@@ -350,7 +368,7 @@
                 <w:sz w:val="20"/>
                 <w:szCs w:val="20"/>
               </w:rPr>
-              <w:t xml:space="preserve">Store floor — coloured boxes follow each person; staff in amber, customers in cyan.</w:t>
+              <w:t xml:space="preserve">The Live Wall — every camera at once: the make-line stations, the fryer, the storeroom shelves, and the back door.</w:t>
             </w:r>
           </w:p>
         </w:tc>
@@ -413,7 +431,7 @@
                 <w:sz w:val="21"/>
                 <w:szCs w:val="21"/>
               </w:rPr>
-              <w:t xml:space="preserve">“This is a normal store camera. Our software marks every person — amber for your staff, cyan for a customer. It does this on its own, and it never saves anyone’s face.”</w:t>
+              <w:t xml:space="preserve">“This is the whole restaurant on one screen — the front line, the fryer, the storeroom, even the delivery door. One system watches all of it, live. Everything I show next is happening on these same cameras.”</w:t>
             </w:r>
           </w:p>
         </w:tc>
@@ -476,7 +494,7 @@
                 <w:sz w:val="20"/>
                 <w:szCs w:val="20"/>
               </w:rPr>
-              <w:t xml:space="preserve">Point to one amber box and one cyan box as they move.</w:t>
+              <w:t xml:space="preserve">Point out a make-line station, the fryer, and the storeroom shelves.</w:t>
             </w:r>
           </w:p>
         </w:tc>
@@ -487,7 +505,7 @@
         <w:tabs>
           <w:tab w:val="right" w:pos="9360"/>
         </w:tabs>
-        <w:spacing w:after="40" w:before="200"/>
+        <w:spacing w:after="40" w:before="220"/>
       </w:pPr>
       <w:r>
         <w:rPr>
@@ -497,7 +515,7 @@
           <w:sz w:val="22"/>
           <w:szCs w:val="22"/>
         </w:rPr>
-        <w:t xml:space="preserve">2. One screen for the manager</w:t>
+        <w:t xml:space="preserve">2. Station 1 — is the order right?</w:t>
       </w:r>
       <w:r>
         <w:rPr>
@@ -505,7 +523,7 @@
           <w:sz w:val="18"/>
           <w:szCs w:val="18"/>
         </w:rPr>
-        <w:t xml:space="preserve">	(0:45)</w:t>
+        <w:t xml:space="preserve">	(1:00)</w:t>
       </w:r>
     </w:p>
     <w:tbl>
@@ -582,7 +600,7 @@
                 <w:sz w:val="20"/>
                 <w:szCs w:val="20"/>
               </w:rPr>
-              <w:t xml:space="preserve">The manager’s screen — people in today, staff on the floor, alerts, and a busy-hours chart.</w:t>
+              <w:t xml:space="preserve">Station 1, looking down at the box. It reads the ticket (a Box Combo) and checks every item. A red line appears: “Drop a slice of Texas toast in the box.”</w:t>
             </w:r>
           </w:p>
         </w:tc>
@@ -645,7 +663,7 @@
                 <w:sz w:val="21"/>
                 <w:szCs w:val="21"/>
               </w:rPr>
-              <w:t xml:space="preserve">“This is the only screen a manager needs. How many people came in, how many staff are on the floor, what needs attention now, and the busy hours — all on one page.”</w:t>
+              <w:t xml:space="preserve">“Station one checks the order before it’s bagged. The camera reads the ticket and counts what’s actually in the box — and it’s caught a missing Texas toast. The screen tells the team exactly what to add.”</w:t>
             </w:r>
           </w:p>
         </w:tc>
@@ -708,7 +726,133 @@
                 <w:sz w:val="20"/>
                 <w:szCs w:val="20"/>
               </w:rPr>
-              <w:t xml:space="preserve">Trace the busy-hours line with your finger and stop on the tallest point.</w:t>
+              <w:t xml:space="preserve">Point to the alert line, then to the ticket checklist on the right.</w:t>
+            </w:r>
+          </w:p>
+        </w:tc>
+      </w:tr>
+      <w:tr>
+        <w:tc>
+          <w:tcPr>
+            <w:tcW w:type="dxa" w:w="1000"/>
+            <w:tcBorders>
+              <w:top w:val="none" w:color="FFFFFF" w:sz="0"/>
+              <w:left w:val="none" w:color="FFFFFF" w:sz="0"/>
+              <w:bottom w:val="none" w:color="FFFFFF" w:sz="0"/>
+              <w:right w:val="none" w:color="FFFFFF" w:sz="0"/>
+            </w:tcBorders>
+            <w:tcMar>
+              <w:top w:type="dxa" w:w="30"/>
+              <w:left w:type="dxa" w:w="0"/>
+              <w:bottom w:type="dxa" w:w="30"/>
+              <w:right w:type="dxa" w:w="160"/>
+            </w:tcMar>
+          </w:tcPr>
+          <w:p>
+            <w:r>
+              <w:rPr>
+                <w:b/>
+                <w:bCs/>
+                <w:color w:val="000000"/>
+                <w:sz w:val="20"/>
+                <w:szCs w:val="20"/>
+              </w:rPr>
+              <w:t xml:space="preserve">Show</w:t>
+            </w:r>
+          </w:p>
+        </w:tc>
+        <w:tc>
+          <w:tcPr>
+            <w:tcW w:type="dxa" w:w="8360"/>
+            <w:tcBorders>
+              <w:top w:val="none" w:color="FFFFFF" w:sz="0"/>
+              <w:left w:val="none" w:color="FFFFFF" w:sz="0"/>
+              <w:bottom w:val="none" w:color="FFFFFF" w:sz="0"/>
+              <w:right w:val="none" w:color="FFFFFF" w:sz="0"/>
+            </w:tcBorders>
+            <w:tcMar>
+              <w:top w:type="dxa" w:w="30"/>
+              <w:left w:type="dxa" w:w="0"/>
+              <w:bottom w:type="dxa" w:w="30"/>
+              <w:right w:type="dxa" w:w="0"/>
+            </w:tcMar>
+          </w:tcPr>
+          <w:p>
+            <w:pPr>
+              <w:spacing w:line="264"/>
+            </w:pPr>
+            <w:r>
+              <w:rPr>
+                <w:i w:val="false"/>
+                <w:iCs w:val="false"/>
+                <w:color w:val="000000"/>
+                <w:sz w:val="20"/>
+                <w:szCs w:val="20"/>
+              </w:rPr>
+              <w:t xml:space="preserve">The toast goes in; the team taps Re-check; the panel turns green — “Order complete · Ready, bag it.”</w:t>
+            </w:r>
+          </w:p>
+        </w:tc>
+      </w:tr>
+      <w:tr>
+        <w:tc>
+          <w:tcPr>
+            <w:tcW w:type="dxa" w:w="1000"/>
+            <w:tcBorders>
+              <w:top w:val="none" w:color="FFFFFF" w:sz="0"/>
+              <w:left w:val="none" w:color="FFFFFF" w:sz="0"/>
+              <w:bottom w:val="none" w:color="FFFFFF" w:sz="0"/>
+              <w:right w:val="none" w:color="FFFFFF" w:sz="0"/>
+            </w:tcBorders>
+            <w:tcMar>
+              <w:top w:type="dxa" w:w="30"/>
+              <w:left w:type="dxa" w:w="0"/>
+              <w:bottom w:type="dxa" w:w="30"/>
+              <w:right w:type="dxa" w:w="160"/>
+            </w:tcMar>
+          </w:tcPr>
+          <w:p>
+            <w:r>
+              <w:rPr>
+                <w:b/>
+                <w:bCs/>
+                <w:color w:val="000000"/>
+                <w:sz w:val="20"/>
+                <w:szCs w:val="20"/>
+              </w:rPr>
+              <w:t xml:space="preserve">Say</w:t>
+            </w:r>
+          </w:p>
+        </w:tc>
+        <w:tc>
+          <w:tcPr>
+            <w:tcW w:type="dxa" w:w="8360"/>
+            <w:tcBorders>
+              <w:top w:val="none" w:color="FFFFFF" w:sz="0"/>
+              <w:left w:val="none" w:color="FFFFFF" w:sz="0"/>
+              <w:bottom w:val="none" w:color="FFFFFF" w:sz="0"/>
+              <w:right w:val="none" w:color="FFFFFF" w:sz="0"/>
+            </w:tcBorders>
+            <w:tcMar>
+              <w:top w:type="dxa" w:w="30"/>
+              <w:left w:type="dxa" w:w="0"/>
+              <w:bottom w:type="dxa" w:w="30"/>
+              <w:right w:type="dxa" w:w="0"/>
+            </w:tcMar>
+          </w:tcPr>
+          <w:p>
+            <w:pPr>
+              <w:spacing w:line="264"/>
+            </w:pPr>
+            <w:r>
+              <w:rPr>
+                <w:i w:val="false"/>
+                <w:iCs w:val="false"/>
+                <w:color w:val="000000"/>
+                <w:sz w:val="21"/>
+                <w:szCs w:val="21"/>
+              </w:rPr>
+              <w:t xml:space="preserve">“They add it, re-check, and it clears to green. A wrong order fixed before it ever left the counter.”</w:t>
             </w:r>
           </w:p>
         </w:tc>
@@ -719,7 +863,7 @@
         <w:tabs>
           <w:tab w:val="right" w:pos="9360"/>
         </w:tabs>
-        <w:spacing w:after="40" w:before="200"/>
+        <w:spacing w:after="40" w:before="220"/>
       </w:pPr>
       <w:r>
         <w:rPr>
@@ -729,7 +873,7 @@
           <w:sz w:val="22"/>
           <w:szCs w:val="22"/>
         </w:rPr>
-        <w:t xml:space="preserve">3. Where people spend time</w:t>
+        <w:t xml:space="preserve">3. Station 2 — is it cooked right?</w:t>
       </w:r>
       <w:r>
         <w:rPr>
@@ -814,7 +958,7 @@
                 <w:sz w:val="20"/>
                 <w:szCs w:val="20"/>
               </w:rPr>
-              <w:t xml:space="preserve">The heat-map — busy spots glow red; a list shows the top areas.</w:t>
+              <w:t xml:space="preserve">Station 2, two cooked tenders side by side, graded against the ideal. Batch score 95%. One is flagged: “Pull the over-fried tender, drop a fresh one.”</w:t>
             </w:r>
           </w:p>
         </w:tc>
@@ -877,7 +1021,7 @@
                 <w:sz w:val="21"/>
                 <w:szCs w:val="21"/>
               </w:rPr>
-              <w:t xml:space="preserve">“The red areas are where customers actually stop and spend time. Here, the brand wall pulls the most, the entrance the least. Now you can put your best products where people really go — not where you guessed.”</w:t>
+              <w:t xml:space="preserve">“Station two grades how the food is cooked. It compares each piece to the ideal — colour, size, how well it’s fried. Here it’s spotted one that’s over-fried and says: pull it, drop a fresh one. That’s quality no busy line can watch by eye.”</w:t>
             </w:r>
           </w:p>
         </w:tc>
@@ -940,7 +1084,7 @@
                 <w:sz w:val="20"/>
                 <w:szCs w:val="20"/>
               </w:rPr>
-              <w:t xml:space="preserve">Point to the hottest area, then the coldest.</w:t>
+              <w:t xml:space="preserve">Point to the two tenders and the batch score.</w:t>
             </w:r>
           </w:p>
         </w:tc>
@@ -951,7 +1095,7 @@
         <w:tabs>
           <w:tab w:val="right" w:pos="9360"/>
         </w:tabs>
-        <w:spacing w:after="40" w:before="200"/>
+        <w:spacing w:after="40" w:before="220"/>
       </w:pPr>
       <w:r>
         <w:rPr>
@@ -961,7 +1105,7 @@
           <w:sz w:val="22"/>
           <w:szCs w:val="22"/>
         </w:rPr>
-        <w:t xml:space="preserve">4. Spotting your best customer</w:t>
+        <w:t xml:space="preserve">4. Station 3 — was it built in the right order?</w:t>
       </w:r>
       <w:r>
         <w:rPr>
@@ -969,7 +1113,7 @@
           <w:sz w:val="18"/>
           <w:szCs w:val="18"/>
         </w:rPr>
-        <w:t xml:space="preserve">	(1:00)</w:t>
+        <w:t xml:space="preserve">	(0:45)</w:t>
       </w:r>
     </w:p>
     <w:tbl>
@@ -1046,7 +1190,7 @@
                 <w:sz w:val="20"/>
                 <w:szCs w:val="20"/>
               </w:rPr>
-              <w:t xml:space="preserve">A loyalty customer walks in; a message pops up on the phone with their name, level, and last visit.</w:t>
+              <w:t xml:space="preserve">Station 3, the build shown as a strip of steps. A step is missing: “Add sauce to the order before bag.” The item is tagged “without sauce.”</w:t>
             </w:r>
           </w:p>
         </w:tc>
@@ -1109,7 +1253,7 @@
                 <w:sz w:val="21"/>
                 <w:szCs w:val="21"/>
               </w:rPr>
-              <w:t xml:space="preserve">“Watch the phone. A loyalty customer just walked in, and the manager’s phone shows who they are, their level, and what to offer. Now they get a warm welcome instead of walking past unnoticed.”</w:t>
+              <w:t xml:space="preserve">“Station three watches how the food is built, step by step. This order was about to be bagged without its sauce — the system catches it and asks for it before the bag closes. When it’s right, it shows ‘SOP compliant.’”</w:t>
             </w:r>
           </w:p>
         </w:tc>
@@ -1172,7 +1316,7 @@
                 <w:sz w:val="20"/>
                 <w:szCs w:val="20"/>
               </w:rPr>
-              <w:t xml:space="preserve">When the message appears, point to the name and level. All of this is worked out inside the store.</w:t>
+              <w:t xml:space="preserve">Point to the step strip, then the ‘add sauce’ flag.</w:t>
             </w:r>
           </w:p>
         </w:tc>
@@ -1183,7 +1327,7 @@
         <w:tabs>
           <w:tab w:val="right" w:pos="9360"/>
         </w:tabs>
-        <w:spacing w:after="40" w:before="200"/>
+        <w:spacing w:after="40" w:before="220"/>
       </w:pPr>
       <w:r>
         <w:rPr>
@@ -1193,7 +1337,7 @@
           <w:sz w:val="22"/>
           <w:szCs w:val="22"/>
         </w:rPr>
-        <w:t xml:space="preserve">5. Small problems, caught early</w:t>
+        <w:t xml:space="preserve">5. Ops Board — every order, scored live</w:t>
       </w:r>
       <w:r>
         <w:rPr>
@@ -1201,7 +1345,7 @@
           <w:sz w:val="18"/>
           <w:szCs w:val="18"/>
         </w:rPr>
-        <w:t xml:space="preserve">	(0:45)</w:t>
+        <w:t xml:space="preserve">	(0:50)</w:t>
       </w:r>
     </w:p>
     <w:tbl>
@@ -1278,7 +1422,7 @@
                 <w:sz w:val="20"/>
                 <w:szCs w:val="20"/>
               </w:rPr>
-              <w:t xml:space="preserve">Alerts appear — “section left unattended”, “queue building at till 2”, “too many staff in the back”.</w:t>
+              <w:t xml:space="preserve">Operations, Store #1234. A live list — every ticket, its channel (drive-thru, dine-in, mobile) and a score for order accuracy, quality, and prep. Along the top: throughput 41/hr, average order time 2m 47s, fryer oil 342°F, 14 open alerts.</w:t>
             </w:r>
           </w:p>
         </w:tc>
@@ -1341,7 +1485,7 @@
                 <w:sz w:val="21"/>
                 <w:szCs w:val="21"/>
               </w:rPr>
-              <w:t xml:space="preserve">“The same cameras watch the floor for you. An empty section, a growing queue, too many staff in the back — the manager gets a quiet nudge while there’s still time to fix it.”</w:t>
+              <w:t xml:space="preserve">“Everything rolls up here — every order, from every channel, scored as it happens. Green is clean, red needs a look. The manager sees the whole shift on one screen — even the fryer temperature and how long orders are taking.”</w:t>
             </w:r>
           </w:p>
         </w:tc>
@@ -1404,7 +1548,7 @@
                 <w:sz w:val="20"/>
                 <w:szCs w:val="20"/>
               </w:rPr>
-              <w:t xml:space="preserve">Read out one or two alerts as they appear.</w:t>
+              <w:t xml:space="preserve">Run your finger down the ticket list; stop on a red ‘re-check’ row.</w:t>
             </w:r>
           </w:p>
         </w:tc>
@@ -1415,7 +1559,7 @@
         <w:tabs>
           <w:tab w:val="right" w:pos="9360"/>
         </w:tabs>
-        <w:spacing w:after="40" w:before="200"/>
+        <w:spacing w:after="40" w:before="220"/>
       </w:pPr>
       <w:r>
         <w:rPr>
@@ -1425,7 +1569,7 @@
           <w:sz w:val="22"/>
           <w:szCs w:val="22"/>
         </w:rPr>
-        <w:t xml:space="preserve">6. Quick recap</w:t>
+        <w:t xml:space="preserve">6. The back of house, too</w:t>
       </w:r>
       <w:r>
         <w:rPr>
@@ -1433,7 +1577,7 @@
           <w:sz w:val="18"/>
           <w:szCs w:val="18"/>
         </w:rPr>
-        <w:t xml:space="preserve">	(0:20)</w:t>
+        <w:t xml:space="preserve">	(0:40)</w:t>
       </w:r>
     </w:p>
     <w:tbl>
@@ -1478,7 +1622,7 @@
                 <w:sz w:val="20"/>
                 <w:szCs w:val="20"/>
               </w:rPr>
-              <w:t xml:space="preserve">Say</w:t>
+              <w:t xml:space="preserve">Show</w:t>
             </w:r>
           </w:p>
         </w:tc>
@@ -1507,10 +1651,136 @@
                 <w:i w:val="false"/>
                 <w:iCs w:val="false"/>
                 <w:color w:val="000000"/>
+                <w:sz w:val="20"/>
+                <w:szCs w:val="20"/>
+              </w:rPr>
+              <w:t xml:space="preserve">Inventory — the storeroom shelves tracking stock (crinkle fries, tenders), the fryer, and the receiving door as deliveries arrive.</w:t>
+            </w:r>
+          </w:p>
+        </w:tc>
+      </w:tr>
+      <w:tr>
+        <w:tc>
+          <w:tcPr>
+            <w:tcW w:type="dxa" w:w="1000"/>
+            <w:tcBorders>
+              <w:top w:val="none" w:color="FFFFFF" w:sz="0"/>
+              <w:left w:val="none" w:color="FFFFFF" w:sz="0"/>
+              <w:bottom w:val="none" w:color="FFFFFF" w:sz="0"/>
+              <w:right w:val="none" w:color="FFFFFF" w:sz="0"/>
+            </w:tcBorders>
+            <w:tcMar>
+              <w:top w:type="dxa" w:w="30"/>
+              <w:left w:type="dxa" w:w="0"/>
+              <w:bottom w:type="dxa" w:w="30"/>
+              <w:right w:type="dxa" w:w="160"/>
+            </w:tcMar>
+          </w:tcPr>
+          <w:p>
+            <w:r>
+              <w:rPr>
+                <w:b/>
+                <w:bCs/>
+                <w:color w:val="000000"/>
+                <w:sz w:val="20"/>
+                <w:szCs w:val="20"/>
+              </w:rPr>
+              <w:t xml:space="preserve">Say</w:t>
+            </w:r>
+          </w:p>
+        </w:tc>
+        <w:tc>
+          <w:tcPr>
+            <w:tcW w:type="dxa" w:w="8360"/>
+            <w:tcBorders>
+              <w:top w:val="none" w:color="FFFFFF" w:sz="0"/>
+              <w:left w:val="none" w:color="FFFFFF" w:sz="0"/>
+              <w:bottom w:val="none" w:color="FFFFFF" w:sz="0"/>
+              <w:right w:val="none" w:color="FFFFFF" w:sz="0"/>
+            </w:tcBorders>
+            <w:tcMar>
+              <w:top w:type="dxa" w:w="30"/>
+              <w:left w:type="dxa" w:w="0"/>
+              <w:bottom w:type="dxa" w:w="30"/>
+              <w:right w:type="dxa" w:w="0"/>
+            </w:tcMar>
+          </w:tcPr>
+          <w:p>
+            <w:pPr>
+              <w:spacing w:line="264"/>
+            </w:pPr>
+            <w:r>
+              <w:rPr>
+                <w:i w:val="false"/>
+                <w:iCs w:val="false"/>
+                <w:color w:val="000000"/>
                 <w:sz w:val="21"/>
                 <w:szCs w:val="21"/>
               </w:rPr>
-              <w:t xml:space="preserve">“Same cameras, two jobs — help the customer, and help your team. It all runs on one small box inside the store, and nothing leaves the building.”</w:t>
+              <w:t xml:space="preserve">“It’s not just the front line. The same system watches the storeroom and the back door — what’s on the shelf, what’s running low, and what’s just been delivered. One platform, front to back.”</w:t>
+            </w:r>
+          </w:p>
+        </w:tc>
+      </w:tr>
+      <w:tr>
+        <w:tc>
+          <w:tcPr>
+            <w:tcW w:type="dxa" w:w="1000"/>
+            <w:tcBorders>
+              <w:top w:val="none" w:color="FFFFFF" w:sz="0"/>
+              <w:left w:val="none" w:color="FFFFFF" w:sz="0"/>
+              <w:bottom w:val="none" w:color="FFFFFF" w:sz="0"/>
+              <w:right w:val="none" w:color="FFFFFF" w:sz="0"/>
+            </w:tcBorders>
+            <w:tcMar>
+              <w:top w:type="dxa" w:w="30"/>
+              <w:left w:type="dxa" w:w="0"/>
+              <w:bottom w:type="dxa" w:w="30"/>
+              <w:right w:type="dxa" w:w="160"/>
+            </w:tcMar>
+          </w:tcPr>
+          <w:p>
+            <w:r>
+              <w:rPr>
+                <w:b/>
+                <w:bCs/>
+                <w:color w:val="000000"/>
+                <w:sz w:val="20"/>
+                <w:szCs w:val="20"/>
+              </w:rPr>
+              <w:t xml:space="preserve">Point</w:t>
+            </w:r>
+          </w:p>
+        </w:tc>
+        <w:tc>
+          <w:tcPr>
+            <w:tcW w:type="dxa" w:w="8360"/>
+            <w:tcBorders>
+              <w:top w:val="none" w:color="FFFFFF" w:sz="0"/>
+              <w:left w:val="none" w:color="FFFFFF" w:sz="0"/>
+              <w:bottom w:val="none" w:color="FFFFFF" w:sz="0"/>
+              <w:right w:val="none" w:color="FFFFFF" w:sz="0"/>
+            </w:tcBorders>
+            <w:tcMar>
+              <w:top w:type="dxa" w:w="30"/>
+              <w:left w:type="dxa" w:w="0"/>
+              <w:bottom w:type="dxa" w:w="30"/>
+              <w:right w:type="dxa" w:w="0"/>
+            </w:tcMar>
+          </w:tcPr>
+          <w:p>
+            <w:pPr>
+              <w:spacing w:line="264"/>
+            </w:pPr>
+            <w:r>
+              <w:rPr>
+                <w:i/>
+                <w:iCs/>
+                <w:color w:val="000000"/>
+                <w:sz w:val="20"/>
+                <w:szCs w:val="20"/>
+              </w:rPr>
+              <w:t xml:space="preserve">Point to a tracked box on the shelf, then the receiving-door camera.</w:t>
             </w:r>
           </w:p>
         </w:tc>
@@ -1518,23 +1788,20 @@
     </w:tbl>
     <w:p>
       <w:pPr>
-        <w:pBdr>
-          <w:bottom w:val="single" w:color="000000" w:sz="8" w:space="4"/>
-        </w:pBdr>
         <w:tabs>
           <w:tab w:val="right" w:pos="9360"/>
         </w:tabs>
-        <w:spacing w:after="120" w:before="300"/>
+        <w:spacing w:after="40" w:before="220"/>
       </w:pPr>
       <w:r>
         <w:rPr>
           <w:b/>
           <w:bCs/>
           <w:color w:val="000000"/>
-          <w:sz w:val="24"/>
-          <w:szCs w:val="24"/>
-        </w:rPr>
-        <w:t xml:space="preserve">Part B — Fabric Lens (the restaurant line)</w:t>
+          <w:sz w:val="22"/>
+          <w:szCs w:val="22"/>
+        </w:rPr>
+        <w:t xml:space="preserve">7. The numbers that add up</w:t>
       </w:r>
       <w:r>
         <w:rPr>
@@ -1542,33 +1809,7 @@
           <w:sz w:val="18"/>
           <w:szCs w:val="18"/>
         </w:rPr>
-        <w:t xml:space="preserve">	about 3:55</w:t>
-      </w:r>
-    </w:p>
-    <w:p>
-      <w:pPr>
-        <w:tabs>
-          <w:tab w:val="right" w:pos="9360"/>
-        </w:tabs>
-        <w:spacing w:after="40" w:before="200"/>
-      </w:pPr>
-      <w:r>
-        <w:rPr>
-          <w:b/>
-          <w:bCs/>
-          <w:color w:val="000000"/>
-          <w:sz w:val="22"/>
-          <w:szCs w:val="22"/>
-        </w:rPr>
-        <w:t xml:space="preserve">1. Reading the kitchen line</w:t>
-      </w:r>
-      <w:r>
-        <w:rPr>
-          <w:color w:val="444444"/>
-          <w:sz w:val="18"/>
-          <w:szCs w:val="18"/>
-        </w:rPr>
-        <w:t xml:space="preserve">	(0:50)</w:t>
+        <w:t xml:space="preserve">	(0:35)</w:t>
       </w:r>
     </w:p>
     <w:tbl>
@@ -1645,7 +1886,7 @@
                 <w:sz w:val="20"/>
                 <w:szCs w:val="20"/>
               </w:rPr>
-              <w:t xml:space="preserve">The counter where food is made — a box on each item, with a simple label: there, correct, or not right.</w:t>
+              <w:t xml:space="preserve">Insights and Alerts — the shift’s key numbers (accuracy, speed, food safety, waste) and a live list of what needs attention.</w:t>
             </w:r>
           </w:p>
         </w:tc>
@@ -1708,7 +1949,7 @@
                 <w:sz w:val="21"/>
                 <w:szCs w:val="21"/>
               </w:rPr>
-              <w:t xml:space="preserve">“Same idea, now in a restaurant. Our software watches the counter where food is made. It doesn’t just see a burger — it checks the build: is every item there, and is it right?”</w:t>
+              <w:t xml:space="preserve">“And it adds up to the numbers a manager and an owner actually use — accuracy, speed, food safety, waste — with a live list of what needs a look. Ready for the next audit, with nobody filling in a clipboard.”</w:t>
             </w:r>
           </w:p>
         </w:tc>
@@ -1771,7 +2012,7 @@
                 <w:sz w:val="20"/>
                 <w:szCs w:val="20"/>
               </w:rPr>
-              <w:t xml:space="preserve">Point to one item and its label.</w:t>
+              <w:t xml:space="preserve">Point to one number, then the alert list.</w:t>
             </w:r>
           </w:p>
         </w:tc>
@@ -1782,7 +2023,7 @@
         <w:tabs>
           <w:tab w:val="right" w:pos="9360"/>
         </w:tabs>
-        <w:spacing w:after="40" w:before="200"/>
+        <w:spacing w:after="40" w:before="220"/>
       </w:pPr>
       <w:r>
         <w:rPr>
@@ -1792,7 +2033,7 @@
           <w:sz w:val="22"/>
           <w:szCs w:val="22"/>
         </w:rPr>
-        <w:t xml:space="preserve">2. It catches the mistake — and fixes it</w:t>
+        <w:t xml:space="preserve">8. Recap</w:t>
       </w:r>
       <w:r>
         <w:rPr>
@@ -1800,7 +2041,7 @@
           <w:sz w:val="18"/>
           <w:szCs w:val="18"/>
         </w:rPr>
-        <w:t xml:space="preserve">	(1:10)</w:t>
+        <w:t xml:space="preserve">	(0:20)</w:t>
       </w:r>
     </w:p>
     <w:tbl>
@@ -1845,7 +2086,7 @@
                 <w:sz w:val="20"/>
                 <w:szCs w:val="20"/>
               </w:rPr>
-              <w:t xml:space="preserve">Show</w:t>
+              <w:t xml:space="preserve">Say</w:t>
             </w:r>
           </w:p>
         </w:tc>
@@ -1874,706 +2115,10 @@
                 <w:i w:val="false"/>
                 <w:iCs w:val="false"/>
                 <w:color w:val="000000"/>
-                <w:sz w:val="20"/>
-                <w:szCs w:val="20"/>
-              </w:rPr>
-              <w:t xml:space="preserve">An order is missing an item; an alert pops up on the kitchen screen with a chime; the item is added and the order clears.</w:t>
-            </w:r>
-          </w:p>
-        </w:tc>
-      </w:tr>
-      <w:tr>
-        <w:tc>
-          <w:tcPr>
-            <w:tcW w:type="dxa" w:w="1000"/>
-            <w:tcBorders>
-              <w:top w:val="none" w:color="FFFFFF" w:sz="0"/>
-              <w:left w:val="none" w:color="FFFFFF" w:sz="0"/>
-              <w:bottom w:val="none" w:color="FFFFFF" w:sz="0"/>
-              <w:right w:val="none" w:color="FFFFFF" w:sz="0"/>
-            </w:tcBorders>
-            <w:tcMar>
-              <w:top w:type="dxa" w:w="30"/>
-              <w:left w:type="dxa" w:w="0"/>
-              <w:bottom w:type="dxa" w:w="30"/>
-              <w:right w:type="dxa" w:w="160"/>
-            </w:tcMar>
-          </w:tcPr>
-          <w:p>
-            <w:r>
-              <w:rPr>
-                <w:b/>
-                <w:bCs/>
-                <w:color w:val="000000"/>
-                <w:sz w:val="20"/>
-                <w:szCs w:val="20"/>
-              </w:rPr>
-              <w:t xml:space="preserve">Say</w:t>
-            </w:r>
-          </w:p>
-        </w:tc>
-        <w:tc>
-          <w:tcPr>
-            <w:tcW w:type="dxa" w:w="8360"/>
-            <w:tcBorders>
-              <w:top w:val="none" w:color="FFFFFF" w:sz="0"/>
-              <w:left w:val="none" w:color="FFFFFF" w:sz="0"/>
-              <w:bottom w:val="none" w:color="FFFFFF" w:sz="0"/>
-              <w:right w:val="none" w:color="FFFFFF" w:sz="0"/>
-            </w:tcBorders>
-            <w:tcMar>
-              <w:top w:type="dxa" w:w="30"/>
-              <w:left w:type="dxa" w:w="0"/>
-              <w:bottom w:type="dxa" w:w="30"/>
-              <w:right w:type="dxa" w:w="0"/>
-            </w:tcMar>
-          </w:tcPr>
-          <w:p>
-            <w:pPr>
-              <w:spacing w:line="264"/>
-            </w:pPr>
-            <w:r>
-              <w:rPr>
-                <w:i w:val="false"/>
-                <w:iCs w:val="false"/>
-                <w:color w:val="000000"/>
                 <w:sz w:val="21"/>
                 <w:szCs w:val="21"/>
               </w:rPr>
-              <w:t xml:space="preserve">“This is the important part. This order is missing a sauce. The screen flags it straight away, before the bag goes out. The team add it, the software checks again, and the order is cleared. A wrong order caught in seconds — not after the customer complains.”</w:t>
-            </w:r>
-          </w:p>
-        </w:tc>
-      </w:tr>
-      <w:tr>
-        <w:tc>
-          <w:tcPr>
-            <w:tcW w:type="dxa" w:w="1000"/>
-            <w:tcBorders>
-              <w:top w:val="none" w:color="FFFFFF" w:sz="0"/>
-              <w:left w:val="none" w:color="FFFFFF" w:sz="0"/>
-              <w:bottom w:val="none" w:color="FFFFFF" w:sz="0"/>
-              <w:right w:val="none" w:color="FFFFFF" w:sz="0"/>
-            </w:tcBorders>
-            <w:tcMar>
-              <w:top w:type="dxa" w:w="30"/>
-              <w:left w:type="dxa" w:w="0"/>
-              <w:bottom w:type="dxa" w:w="30"/>
-              <w:right w:type="dxa" w:w="160"/>
-            </w:tcMar>
-          </w:tcPr>
-          <w:p>
-            <w:r>
-              <w:rPr>
-                <w:b/>
-                <w:bCs/>
-                <w:color w:val="000000"/>
-                <w:sz w:val="20"/>
-                <w:szCs w:val="20"/>
-              </w:rPr>
-              <w:t xml:space="preserve">Point</w:t>
-            </w:r>
-          </w:p>
-        </w:tc>
-        <w:tc>
-          <w:tcPr>
-            <w:tcW w:type="dxa" w:w="8360"/>
-            <w:tcBorders>
-              <w:top w:val="none" w:color="FFFFFF" w:sz="0"/>
-              <w:left w:val="none" w:color="FFFFFF" w:sz="0"/>
-              <w:bottom w:val="none" w:color="FFFFFF" w:sz="0"/>
-              <w:right w:val="none" w:color="FFFFFF" w:sz="0"/>
-            </w:tcBorders>
-            <w:tcMar>
-              <w:top w:type="dxa" w:w="30"/>
-              <w:left w:type="dxa" w:w="0"/>
-              <w:bottom w:type="dxa" w:w="30"/>
-              <w:right w:type="dxa" w:w="0"/>
-            </w:tcMar>
-          </w:tcPr>
-          <w:p>
-            <w:pPr>
-              <w:spacing w:line="264"/>
-            </w:pPr>
-            <w:r>
-              <w:rPr>
-                <w:i/>
-                <w:iCs/>
-                <w:color w:val="000000"/>
-                <w:sz w:val="20"/>
-                <w:szCs w:val="20"/>
-              </w:rPr>
-              <w:t xml:space="preserve">Follow it on screen: the alert, then the green ‘all correct’ once it’s fixed.</w:t>
-            </w:r>
-          </w:p>
-        </w:tc>
-      </w:tr>
-    </w:tbl>
-    <w:p>
-      <w:pPr>
-        <w:tabs>
-          <w:tab w:val="right" w:pos="9360"/>
-        </w:tabs>
-        <w:spacing w:after="40" w:before="200"/>
-      </w:pPr>
-      <w:r>
-        <w:rPr>
-          <w:b/>
-          <w:bCs/>
-          <w:color w:val="000000"/>
-          <w:sz w:val="22"/>
-          <w:szCs w:val="22"/>
-        </w:rPr>
-        <w:t xml:space="preserve">3. Two signals are better than one</w:t>
-      </w:r>
-      <w:r>
-        <w:rPr>
-          <w:color w:val="444444"/>
-          <w:sz w:val="18"/>
-          <w:szCs w:val="18"/>
-        </w:rPr>
-        <w:t xml:space="preserve">	(0:50)</w:t>
-      </w:r>
-    </w:p>
-    <w:tbl>
-      <w:tblPr>
-        <w:tblW w:type="dxa" w:w="9360"/>
-        <w:tblBorders>
-          <w:top w:val="none" w:color="FFFFFF" w:sz="0"/>
-          <w:left w:val="none" w:color="FFFFFF" w:sz="0"/>
-          <w:bottom w:val="none" w:color="FFFFFF" w:sz="0"/>
-          <w:right w:val="none" w:color="FFFFFF" w:sz="0"/>
-          <w:insideH w:val="none" w:color="FFFFFF" w:sz="0"/>
-          <w:insideV w:val="none" w:color="FFFFFF" w:sz="0"/>
-        </w:tblBorders>
-      </w:tblPr>
-      <w:tblGrid>
-        <w:gridCol w:w="1000"/>
-        <w:gridCol w:w="8360"/>
-      </w:tblGrid>
-      <w:tr>
-        <w:tc>
-          <w:tcPr>
-            <w:tcW w:type="dxa" w:w="1000"/>
-            <w:tcBorders>
-              <w:top w:val="none" w:color="FFFFFF" w:sz="0"/>
-              <w:left w:val="none" w:color="FFFFFF" w:sz="0"/>
-              <w:bottom w:val="none" w:color="FFFFFF" w:sz="0"/>
-              <w:right w:val="none" w:color="FFFFFF" w:sz="0"/>
-            </w:tcBorders>
-            <w:tcMar>
-              <w:top w:type="dxa" w:w="30"/>
-              <w:left w:type="dxa" w:w="0"/>
-              <w:bottom w:type="dxa" w:w="30"/>
-              <w:right w:type="dxa" w:w="160"/>
-            </w:tcMar>
-          </w:tcPr>
-          <w:p>
-            <w:r>
-              <w:rPr>
-                <w:b/>
-                <w:bCs/>
-                <w:color w:val="000000"/>
-                <w:sz w:val="20"/>
-                <w:szCs w:val="20"/>
-              </w:rPr>
-              <w:t xml:space="preserve">Show</w:t>
-            </w:r>
-          </w:p>
-        </w:tc>
-        <w:tc>
-          <w:tcPr>
-            <w:tcW w:type="dxa" w:w="8360"/>
-            <w:tcBorders>
-              <w:top w:val="none" w:color="FFFFFF" w:sz="0"/>
-              <w:left w:val="none" w:color="FFFFFF" w:sz="0"/>
-              <w:bottom w:val="none" w:color="FFFFFF" w:sz="0"/>
-              <w:right w:val="none" w:color="FFFFFF" w:sz="0"/>
-            </w:tcBorders>
-            <w:tcMar>
-              <w:top w:type="dxa" w:w="30"/>
-              <w:left w:type="dxa" w:w="0"/>
-              <w:bottom w:type="dxa" w:w="30"/>
-              <w:right w:type="dxa" w:w="0"/>
-            </w:tcMar>
-          </w:tcPr>
-          <w:p>
-            <w:pPr>
-              <w:spacing w:line="264"/>
-            </w:pPr>
-            <w:r>
-              <w:rPr>
-                <w:i w:val="false"/>
-                <w:iCs w:val="false"/>
-                <w:color w:val="000000"/>
-                <w:sz w:val="20"/>
-                <w:szCs w:val="20"/>
-              </w:rPr>
-              <w:t xml:space="preserve">The camera view next to the fryer reading and the order screen.</w:t>
-            </w:r>
-          </w:p>
-        </w:tc>
-      </w:tr>
-      <w:tr>
-        <w:tc>
-          <w:tcPr>
-            <w:tcW w:type="dxa" w:w="1000"/>
-            <w:tcBorders>
-              <w:top w:val="none" w:color="FFFFFF" w:sz="0"/>
-              <w:left w:val="none" w:color="FFFFFF" w:sz="0"/>
-              <w:bottom w:val="none" w:color="FFFFFF" w:sz="0"/>
-              <w:right w:val="none" w:color="FFFFFF" w:sz="0"/>
-            </w:tcBorders>
-            <w:tcMar>
-              <w:top w:type="dxa" w:w="30"/>
-              <w:left w:type="dxa" w:w="0"/>
-              <w:bottom w:type="dxa" w:w="30"/>
-              <w:right w:type="dxa" w:w="160"/>
-            </w:tcMar>
-          </w:tcPr>
-          <w:p>
-            <w:r>
-              <w:rPr>
-                <w:b/>
-                <w:bCs/>
-                <w:color w:val="000000"/>
-                <w:sz w:val="20"/>
-                <w:szCs w:val="20"/>
-              </w:rPr>
-              <w:t xml:space="preserve">Say</w:t>
-            </w:r>
-          </w:p>
-        </w:tc>
-        <w:tc>
-          <w:tcPr>
-            <w:tcW w:type="dxa" w:w="8360"/>
-            <w:tcBorders>
-              <w:top w:val="none" w:color="FFFFFF" w:sz="0"/>
-              <w:left w:val="none" w:color="FFFFFF" w:sz="0"/>
-              <w:bottom w:val="none" w:color="FFFFFF" w:sz="0"/>
-              <w:right w:val="none" w:color="FFFFFF" w:sz="0"/>
-            </w:tcBorders>
-            <w:tcMar>
-              <w:top w:type="dxa" w:w="30"/>
-              <w:left w:type="dxa" w:w="0"/>
-              <w:bottom w:type="dxa" w:w="30"/>
-              <w:right w:type="dxa" w:w="0"/>
-            </w:tcMar>
-          </w:tcPr>
-          <w:p>
-            <w:pPr>
-              <w:spacing w:line="264"/>
-            </w:pPr>
-            <w:r>
-              <w:rPr>
-                <w:i w:val="false"/>
-                <w:iCs w:val="false"/>
-                <w:color w:val="000000"/>
-                <w:sz w:val="21"/>
-                <w:szCs w:val="21"/>
-              </w:rPr>
-              <w:t xml:space="preserve">“Here’s something a camera alone can’t do. The fryer says the food is cooked. The camera says it still looks pale. Put the two together and you learn the fryer is running cool — a problem you’d never catch by eye until customers did.”</w:t>
-            </w:r>
-          </w:p>
-        </w:tc>
-      </w:tr>
-      <w:tr>
-        <w:tc>
-          <w:tcPr>
-            <w:tcW w:type="dxa" w:w="1000"/>
-            <w:tcBorders>
-              <w:top w:val="none" w:color="FFFFFF" w:sz="0"/>
-              <w:left w:val="none" w:color="FFFFFF" w:sz="0"/>
-              <w:bottom w:val="none" w:color="FFFFFF" w:sz="0"/>
-              <w:right w:val="none" w:color="FFFFFF" w:sz="0"/>
-            </w:tcBorders>
-            <w:tcMar>
-              <w:top w:type="dxa" w:w="30"/>
-              <w:left w:type="dxa" w:w="0"/>
-              <w:bottom w:type="dxa" w:w="30"/>
-              <w:right w:type="dxa" w:w="160"/>
-            </w:tcMar>
-          </w:tcPr>
-          <w:p>
-            <w:r>
-              <w:rPr>
-                <w:b/>
-                <w:bCs/>
-                <w:color w:val="000000"/>
-                <w:sz w:val="20"/>
-                <w:szCs w:val="20"/>
-              </w:rPr>
-              <w:t xml:space="preserve">Point</w:t>
-            </w:r>
-          </w:p>
-        </w:tc>
-        <w:tc>
-          <w:tcPr>
-            <w:tcW w:type="dxa" w:w="8360"/>
-            <w:tcBorders>
-              <w:top w:val="none" w:color="FFFFFF" w:sz="0"/>
-              <w:left w:val="none" w:color="FFFFFF" w:sz="0"/>
-              <w:bottom w:val="none" w:color="FFFFFF" w:sz="0"/>
-              <w:right w:val="none" w:color="FFFFFF" w:sz="0"/>
-            </w:tcBorders>
-            <w:tcMar>
-              <w:top w:type="dxa" w:w="30"/>
-              <w:left w:type="dxa" w:w="0"/>
-              <w:bottom w:type="dxa" w:w="30"/>
-              <w:right w:type="dxa" w:w="0"/>
-            </w:tcMar>
-          </w:tcPr>
-          <w:p>
-            <w:pPr>
-              <w:spacing w:line="264"/>
-            </w:pPr>
-            <w:r>
-              <w:rPr>
-                <w:i/>
-                <w:iCs/>
-                <w:color w:val="000000"/>
-                <w:sz w:val="20"/>
-                <w:szCs w:val="20"/>
-              </w:rPr>
-              <w:t xml:space="preserve">Point to the two readings that disagree.</w:t>
-            </w:r>
-          </w:p>
-        </w:tc>
-      </w:tr>
-    </w:tbl>
-    <w:p>
-      <w:pPr>
-        <w:tabs>
-          <w:tab w:val="right" w:pos="9360"/>
-        </w:tabs>
-        <w:spacing w:after="40" w:before="200"/>
-      </w:pPr>
-      <w:r>
-        <w:rPr>
-          <w:b/>
-          <w:bCs/>
-          <w:color w:val="000000"/>
-          <w:sz w:val="22"/>
-          <w:szCs w:val="22"/>
-        </w:rPr>
-        <w:t xml:space="preserve">4. The numbers a manager cares about</w:t>
-      </w:r>
-      <w:r>
-        <w:rPr>
-          <w:color w:val="444444"/>
-          <w:sz w:val="18"/>
-          <w:szCs w:val="18"/>
-        </w:rPr>
-        <w:t xml:space="preserve">	(0:45)</w:t>
-      </w:r>
-    </w:p>
-    <w:tbl>
-      <w:tblPr>
-        <w:tblW w:type="dxa" w:w="9360"/>
-        <w:tblBorders>
-          <w:top w:val="none" w:color="FFFFFF" w:sz="0"/>
-          <w:left w:val="none" w:color="FFFFFF" w:sz="0"/>
-          <w:bottom w:val="none" w:color="FFFFFF" w:sz="0"/>
-          <w:right w:val="none" w:color="FFFFFF" w:sz="0"/>
-          <w:insideH w:val="none" w:color="FFFFFF" w:sz="0"/>
-          <w:insideV w:val="none" w:color="FFFFFF" w:sz="0"/>
-        </w:tblBorders>
-      </w:tblPr>
-      <w:tblGrid>
-        <w:gridCol w:w="1000"/>
-        <w:gridCol w:w="8360"/>
-      </w:tblGrid>
-      <w:tr>
-        <w:tc>
-          <w:tcPr>
-            <w:tcW w:type="dxa" w:w="1000"/>
-            <w:tcBorders>
-              <w:top w:val="none" w:color="FFFFFF" w:sz="0"/>
-              <w:left w:val="none" w:color="FFFFFF" w:sz="0"/>
-              <w:bottom w:val="none" w:color="FFFFFF" w:sz="0"/>
-              <w:right w:val="none" w:color="FFFFFF" w:sz="0"/>
-            </w:tcBorders>
-            <w:tcMar>
-              <w:top w:type="dxa" w:w="30"/>
-              <w:left w:type="dxa" w:w="0"/>
-              <w:bottom w:type="dxa" w:w="30"/>
-              <w:right w:type="dxa" w:w="160"/>
-            </w:tcMar>
-          </w:tcPr>
-          <w:p>
-            <w:r>
-              <w:rPr>
-                <w:b/>
-                <w:bCs/>
-                <w:color w:val="000000"/>
-                <w:sz w:val="20"/>
-                <w:szCs w:val="20"/>
-              </w:rPr>
-              <w:t xml:space="preserve">Show</w:t>
-            </w:r>
-          </w:p>
-        </w:tc>
-        <w:tc>
-          <w:tcPr>
-            <w:tcW w:type="dxa" w:w="8360"/>
-            <w:tcBorders>
-              <w:top w:val="none" w:color="FFFFFF" w:sz="0"/>
-              <w:left w:val="none" w:color="FFFFFF" w:sz="0"/>
-              <w:bottom w:val="none" w:color="FFFFFF" w:sz="0"/>
-              <w:right w:val="none" w:color="FFFFFF" w:sz="0"/>
-            </w:tcBorders>
-            <w:tcMar>
-              <w:top w:type="dxa" w:w="30"/>
-              <w:left w:type="dxa" w:w="0"/>
-              <w:bottom w:type="dxa" w:w="30"/>
-              <w:right w:type="dxa" w:w="0"/>
-            </w:tcMar>
-          </w:tcPr>
-          <w:p>
-            <w:pPr>
-              <w:spacing w:line="264"/>
-            </w:pPr>
-            <w:r>
-              <w:rPr>
-                <w:i w:val="false"/>
-                <w:iCs w:val="false"/>
-                <w:color w:val="000000"/>
-                <w:sz w:val="20"/>
-                <w:szCs w:val="20"/>
-              </w:rPr>
-              <w:t xml:space="preserve">The dashboard — service speed, order accuracy, and food-safety checks, by shift and station.</w:t>
-            </w:r>
-          </w:p>
-        </w:tc>
-      </w:tr>
-      <w:tr>
-        <w:tc>
-          <w:tcPr>
-            <w:tcW w:type="dxa" w:w="1000"/>
-            <w:tcBorders>
-              <w:top w:val="none" w:color="FFFFFF" w:sz="0"/>
-              <w:left w:val="none" w:color="FFFFFF" w:sz="0"/>
-              <w:bottom w:val="none" w:color="FFFFFF" w:sz="0"/>
-              <w:right w:val="none" w:color="FFFFFF" w:sz="0"/>
-            </w:tcBorders>
-            <w:tcMar>
-              <w:top w:type="dxa" w:w="30"/>
-              <w:left w:type="dxa" w:w="0"/>
-              <w:bottom w:type="dxa" w:w="30"/>
-              <w:right w:type="dxa" w:w="160"/>
-            </w:tcMar>
-          </w:tcPr>
-          <w:p>
-            <w:r>
-              <w:rPr>
-                <w:b/>
-                <w:bCs/>
-                <w:color w:val="000000"/>
-                <w:sz w:val="20"/>
-                <w:szCs w:val="20"/>
-              </w:rPr>
-              <w:t xml:space="preserve">Say</w:t>
-            </w:r>
-          </w:p>
-        </w:tc>
-        <w:tc>
-          <w:tcPr>
-            <w:tcW w:type="dxa" w:w="8360"/>
-            <w:tcBorders>
-              <w:top w:val="none" w:color="FFFFFF" w:sz="0"/>
-              <w:left w:val="none" w:color="FFFFFF" w:sz="0"/>
-              <w:bottom w:val="none" w:color="FFFFFF" w:sz="0"/>
-              <w:right w:val="none" w:color="FFFFFF" w:sz="0"/>
-            </w:tcBorders>
-            <w:tcMar>
-              <w:top w:type="dxa" w:w="30"/>
-              <w:left w:type="dxa" w:w="0"/>
-              <w:bottom w:type="dxa" w:w="30"/>
-              <w:right w:type="dxa" w:w="0"/>
-            </w:tcMar>
-          </w:tcPr>
-          <w:p>
-            <w:pPr>
-              <w:spacing w:line="264"/>
-            </w:pPr>
-            <w:r>
-              <w:rPr>
-                <w:i w:val="false"/>
-                <w:iCs w:val="false"/>
-                <w:color w:val="000000"/>
-                <w:sz w:val="21"/>
-                <w:szCs w:val="21"/>
-              </w:rPr>
-              <w:t xml:space="preserve">“It all adds up to the numbers an owner runs on — how fast service is, how accurate orders are, and food-safety checks — for every shift and every station, ready for the next audit.”</w:t>
-            </w:r>
-          </w:p>
-        </w:tc>
-      </w:tr>
-      <w:tr>
-        <w:tc>
-          <w:tcPr>
-            <w:tcW w:type="dxa" w:w="1000"/>
-            <w:tcBorders>
-              <w:top w:val="none" w:color="FFFFFF" w:sz="0"/>
-              <w:left w:val="none" w:color="FFFFFF" w:sz="0"/>
-              <w:bottom w:val="none" w:color="FFFFFF" w:sz="0"/>
-              <w:right w:val="none" w:color="FFFFFF" w:sz="0"/>
-            </w:tcBorders>
-            <w:tcMar>
-              <w:top w:type="dxa" w:w="30"/>
-              <w:left w:type="dxa" w:w="0"/>
-              <w:bottom w:type="dxa" w:w="30"/>
-              <w:right w:type="dxa" w:w="160"/>
-            </w:tcMar>
-          </w:tcPr>
-          <w:p>
-            <w:r>
-              <w:rPr>
-                <w:b/>
-                <w:bCs/>
-                <w:color w:val="000000"/>
-                <w:sz w:val="20"/>
-                <w:szCs w:val="20"/>
-              </w:rPr>
-              <w:t xml:space="preserve">Point</w:t>
-            </w:r>
-          </w:p>
-        </w:tc>
-        <w:tc>
-          <w:tcPr>
-            <w:tcW w:type="dxa" w:w="8360"/>
-            <w:tcBorders>
-              <w:top w:val="none" w:color="FFFFFF" w:sz="0"/>
-              <w:left w:val="none" w:color="FFFFFF" w:sz="0"/>
-              <w:bottom w:val="none" w:color="FFFFFF" w:sz="0"/>
-              <w:right w:val="none" w:color="FFFFFF" w:sz="0"/>
-            </w:tcBorders>
-            <w:tcMar>
-              <w:top w:type="dxa" w:w="30"/>
-              <w:left w:type="dxa" w:w="0"/>
-              <w:bottom w:type="dxa" w:w="30"/>
-              <w:right w:type="dxa" w:w="0"/>
-            </w:tcMar>
-          </w:tcPr>
-          <w:p>
-            <w:pPr>
-              <w:spacing w:line="264"/>
-            </w:pPr>
-            <w:r>
-              <w:rPr>
-                <w:i/>
-                <w:iCs/>
-                <w:color w:val="000000"/>
-                <w:sz w:val="20"/>
-                <w:szCs w:val="20"/>
-              </w:rPr>
-              <w:t xml:space="preserve">Point to the speed, accuracy, and safety tiles.</w:t>
-            </w:r>
-          </w:p>
-        </w:tc>
-      </w:tr>
-    </w:tbl>
-    <w:p>
-      <w:pPr>
-        <w:tabs>
-          <w:tab w:val="right" w:pos="9360"/>
-        </w:tabs>
-        <w:spacing w:after="40" w:before="200"/>
-      </w:pPr>
-      <w:r>
-        <w:rPr>
-          <w:b/>
-          <w:bCs/>
-          <w:color w:val="000000"/>
-          <w:sz w:val="22"/>
-          <w:szCs w:val="22"/>
-        </w:rPr>
-        <w:t xml:space="preserve">5. Recap + hand back</w:t>
-      </w:r>
-      <w:r>
-        <w:rPr>
-          <w:color w:val="444444"/>
-          <w:sz w:val="18"/>
-          <w:szCs w:val="18"/>
-        </w:rPr>
-        <w:t xml:space="preserve">	(0:20)</w:t>
-      </w:r>
-    </w:p>
-    <w:tbl>
-      <w:tblPr>
-        <w:tblW w:type="dxa" w:w="9360"/>
-        <w:tblBorders>
-          <w:top w:val="none" w:color="FFFFFF" w:sz="0"/>
-          <w:left w:val="none" w:color="FFFFFF" w:sz="0"/>
-          <w:bottom w:val="none" w:color="FFFFFF" w:sz="0"/>
-          <w:right w:val="none" w:color="FFFFFF" w:sz="0"/>
-          <w:insideH w:val="none" w:color="FFFFFF" w:sz="0"/>
-          <w:insideV w:val="none" w:color="FFFFFF" w:sz="0"/>
-        </w:tblBorders>
-      </w:tblPr>
-      <w:tblGrid>
-        <w:gridCol w:w="1000"/>
-        <w:gridCol w:w="8360"/>
-      </w:tblGrid>
-      <w:tr>
-        <w:tc>
-          <w:tcPr>
-            <w:tcW w:type="dxa" w:w="1000"/>
-            <w:tcBorders>
-              <w:top w:val="none" w:color="FFFFFF" w:sz="0"/>
-              <w:left w:val="none" w:color="FFFFFF" w:sz="0"/>
-              <w:bottom w:val="none" w:color="FFFFFF" w:sz="0"/>
-              <w:right w:val="none" w:color="FFFFFF" w:sz="0"/>
-            </w:tcBorders>
-            <w:tcMar>
-              <w:top w:type="dxa" w:w="30"/>
-              <w:left w:type="dxa" w:w="0"/>
-              <w:bottom w:type="dxa" w:w="30"/>
-              <w:right w:type="dxa" w:w="160"/>
-            </w:tcMar>
-          </w:tcPr>
-          <w:p>
-            <w:r>
-              <w:rPr>
-                <w:b/>
-                <w:bCs/>
-                <w:color w:val="000000"/>
-                <w:sz w:val="20"/>
-                <w:szCs w:val="20"/>
-              </w:rPr>
-              <w:t xml:space="preserve">Say</w:t>
-            </w:r>
-          </w:p>
-        </w:tc>
-        <w:tc>
-          <w:tcPr>
-            <w:tcW w:type="dxa" w:w="8360"/>
-            <w:tcBorders>
-              <w:top w:val="none" w:color="FFFFFF" w:sz="0"/>
-              <w:left w:val="none" w:color="FFFFFF" w:sz="0"/>
-              <w:bottom w:val="none" w:color="FFFFFF" w:sz="0"/>
-              <w:right w:val="none" w:color="FFFFFF" w:sz="0"/>
-            </w:tcBorders>
-            <w:tcMar>
-              <w:top w:type="dxa" w:w="30"/>
-              <w:left w:type="dxa" w:w="0"/>
-              <w:bottom w:type="dxa" w:w="30"/>
-              <w:right w:type="dxa" w:w="0"/>
-            </w:tcMar>
-          </w:tcPr>
-          <w:p>
-            <w:pPr>
-              <w:spacing w:line="264"/>
-            </w:pPr>
-            <w:r>
-              <w:rPr>
-                <w:i w:val="false"/>
-                <w:iCs w:val="false"/>
-                <w:color w:val="000000"/>
-                <w:sz w:val="21"/>
-                <w:szCs w:val="21"/>
-              </w:rPr>
-              <w:t xml:space="preserve">“Counting things is easy. The real difference is that it understands what’s happening — and speaks up in time to fix it. That’s Fabric Lens.”</w:t>
+              <w:t xml:space="preserve">“Same cameras, the whole restaurant. It doesn’t just watch — it catches the missing toast, the over-fried tender, the forgotten sauce, and fixes them before the customer ever sees. That’s Fabric Lens.”</w:t>
             </w:r>
           </w:p>
         </w:tc>
@@ -2612,7 +2157,7 @@
           <w:sz w:val="20"/>
           <w:szCs w:val="20"/>
         </w:rPr>
-        <w:t xml:space="preserve">Bring it home: “Two products, one platform. It runs on your existing cameras, on a small box on-site. Nothing goes to the cloud.”</w:t>
+        <w:t xml:space="preserve">Bring it home: “It runs on your existing kitchen cameras, on a small box on-site. Nothing goes to the cloud.”</w:t>
       </w:r>
     </w:p>
     <w:p>
@@ -2630,7 +2175,7 @@
           <w:sz w:val="20"/>
           <w:szCs w:val="20"/>
         </w:rPr>
-        <w:t xml:space="preserve">The ask: “Give us three weeks in one of your stores and we’ll show you these same results on your own floor.”</w:t>
+        <w:t xml:space="preserve">The ask: “Give us three weeks in one of your restaurants and we’ll show you these same results on your own line.”</w:t>
       </w:r>
     </w:p>
     <w:p>
@@ -2681,7 +2226,7 @@
           <w:sz w:val="20"/>
           <w:szCs w:val="20"/>
         </w:rPr>
-        <w:t xml:space="preserve">Is this recording faces?</w:t>
+        <w:t xml:space="preserve">Is this scoring our staff?</w:t>
       </w:r>
     </w:p>
     <w:p>
@@ -2694,7 +2239,7 @@
           <w:sz w:val="20"/>
           <w:szCs w:val="20"/>
         </w:rPr>
-        <w:t xml:space="preserve">No faces are saved and no video leaves the site. Everything is worked out on the box inside your store.</w:t>
+        <w:t xml:space="preserve">It scores the food and the order, not the person. No faces are stored, and nothing leaves the store — it all runs on the box on-site.</w:t>
       </w:r>
     </w:p>
     <w:p>
@@ -2722,7 +2267,7 @@
           <w:sz w:val="20"/>
           <w:szCs w:val="20"/>
         </w:rPr>
-        <w:t xml:space="preserve">Every alert comes with a short clip so a person can glance and confirm. You set how sensitive it is, per site.</w:t>
+        <w:t xml:space="preserve">Every alert comes with the picture, so a person can glance and confirm. You set how strict each station is.</w:t>
       </w:r>
     </w:p>
     <w:p>
@@ -2750,7 +2295,7 @@
           <w:sz w:val="20"/>
           <w:szCs w:val="20"/>
         </w:rPr>
-        <w:t xml:space="preserve">No — it uses the cameras you already have. Just one small box added on-site.</w:t>
+        <w:t xml:space="preserve">No — it uses the kitchen cameras you already have. Just one small box added on-site.</w:t>
       </w:r>
     </w:p>
     <w:p>
@@ -2806,7 +2351,7 @@
           <w:sz w:val="20"/>
           <w:szCs w:val="20"/>
         </w:rPr>
-        <w:t xml:space="preserve">It plugs into your billing / kitchen screens and can send alerts to a phone or WhatsApp.</w:t>
+        <w:t xml:space="preserve">It connects to your order screens (POS / kitchen display) and can send alerts to a screen or a phone.</w:t>
       </w:r>
     </w:p>
     <w:p>
@@ -2834,7 +2379,7 @@
           <w:sz w:val="20"/>
           <w:szCs w:val="20"/>
         </w:rPr>
-        <w:t xml:space="preserve">A three-week trial in one location — real results on your own floor by week three.</w:t>
+        <w:t xml:space="preserve">A three-week trial in one restaurant — real results on your own line by week three.</w:t>
       </w:r>
     </w:p>
     <w:sectPr>

--- a/deck/EdgeVision-Demo-Script.docx
+++ b/deck/EdgeVision-Demo-Script.docx
@@ -27,7 +27,7 @@
           <w:sz w:val="20"/>
           <w:szCs w:val="20"/>
         </w:rPr>
-        <w:t xml:space="preserve">Fabric Lens · live software walkthrough · Intel Event</w:t>
+        <w:t xml:space="preserve">RetailTrack + Fabric Lens · live software walkthrough · Intel Event</w:t>
       </w:r>
     </w:p>
     <w:p>
@@ -43,7 +43,7 @@
           <w:sz w:val="18"/>
           <w:szCs w:val="18"/>
         </w:rPr>
-        <w:t xml:space="preserve">About 5:25 · Pattern AI Labs</w:t>
+        <w:t xml:space="preserve">About 9:45 for both · Pattern AI Labs</w:t>
       </w:r>
     </w:p>
     <w:p>
@@ -118,7 +118,7 @@
         <w:pBdr>
           <w:bottom w:val="single" w:color="000000" w:sz="8" w:space="4"/>
         </w:pBdr>
-        <w:spacing w:after="120" w:before="300"/>
+        <w:spacing w:after="120" w:before="320"/>
       </w:pPr>
       <w:r>
         <w:rPr>
@@ -146,7 +146,7 @@
           <w:sz w:val="20"/>
           <w:szCs w:val="20"/>
         </w:rPr>
-        <w:t xml:space="preserve">Laptop connected to the projector; screen mirrored and tested. Sound on — the alerts have a chime.</w:t>
+        <w:t xml:space="preserve">Laptop connected to the projector; screen mirrored and tested. Sound on — some steps have an alert chime.</w:t>
       </w:r>
     </w:p>
     <w:p>
@@ -164,7 +164,7 @@
           <w:sz w:val="20"/>
           <w:szCs w:val="20"/>
         </w:rPr>
-        <w:t xml:space="preserve">Fabric Lens open and full-screen. Know the tabs: Live Wall · Ops Board · Inventory · Insights · Alerts.</w:t>
+        <w:t xml:space="preserve">Both apps open and full-screen: RetailTrack (the store floor) and Fabric Lens (the kitchen). Know which you’re showing.</w:t>
       </w:r>
     </w:p>
     <w:p>
@@ -236,7 +236,7 @@
           <w:sz w:val="20"/>
           <w:szCs w:val="20"/>
         </w:rPr>
-        <w:t xml:space="preserve">Open with one line: “This is our software running live on an ordinary quick-service kitchen.”</w:t>
+        <w:t xml:space="preserve">Open with one line: “This is our software running live — the same idea in a store and in a kitchen.”</w:t>
       </w:r>
     </w:p>
     <w:p>
@@ -247,7 +247,7 @@
         <w:tabs>
           <w:tab w:val="right" w:pos="9360"/>
         </w:tabs>
-        <w:spacing w:after="120" w:before="300"/>
+        <w:spacing w:after="120" w:before="320"/>
       </w:pPr>
       <w:r>
         <w:rPr>
@@ -257,7 +257,7 @@
           <w:sz w:val="24"/>
           <w:szCs w:val="24"/>
         </w:rPr>
-        <w:t xml:space="preserve">The walkthrough</w:t>
+        <w:t xml:space="preserve">Part A · RetailTrack — the store floor</w:t>
       </w:r>
       <w:r>
         <w:rPr>
@@ -265,7 +265,7 @@
           <w:sz w:val="18"/>
           <w:szCs w:val="18"/>
         </w:rPr>
-        <w:t xml:space="preserve">	about 5:25</w:t>
+        <w:t xml:space="preserve">	about 4:20</w:t>
       </w:r>
     </w:p>
     <w:p>
@@ -283,7 +283,7 @@
           <w:sz w:val="22"/>
           <w:szCs w:val="22"/>
         </w:rPr>
-        <w:t xml:space="preserve">1. The whole restaurant on one screen</w:t>
+        <w:t xml:space="preserve">1. People, seen clearly</w:t>
       </w:r>
       <w:r>
         <w:rPr>
@@ -291,7 +291,7 @@
           <w:sz w:val="18"/>
           <w:szCs w:val="18"/>
         </w:rPr>
-        <w:t xml:space="preserve">	(0:30)</w:t>
+        <w:t xml:space="preserve">	(0:45)</w:t>
       </w:r>
     </w:p>
     <w:tbl>
@@ -368,7 +368,7 @@
                 <w:sz w:val="20"/>
                 <w:szCs w:val="20"/>
               </w:rPr>
-              <w:t xml:space="preserve">The Live Wall — every camera at once: the make-line stations, the fryer, the storeroom shelves, and the back door.</w:t>
+              <w:t xml:space="preserve">Store floor — coloured boxes follow each person; staff in amber, customers in cyan.</w:t>
             </w:r>
           </w:p>
         </w:tc>
@@ -431,7 +431,7 @@
                 <w:sz w:val="21"/>
                 <w:szCs w:val="21"/>
               </w:rPr>
-              <w:t xml:space="preserve">“This is the whole restaurant on one screen — the front line, the fryer, the storeroom, even the delivery door. One system watches all of it, live. Everything I show next is happening on these same cameras.”</w:t>
+              <w:t xml:space="preserve">“This is a normal store camera. Our software marks every person — amber for your staff, cyan for a customer. It does this on its own, and it never saves anyone’s face.”</w:t>
             </w:r>
           </w:p>
         </w:tc>
@@ -494,7 +494,7 @@
                 <w:sz w:val="20"/>
                 <w:szCs w:val="20"/>
               </w:rPr>
-              <w:t xml:space="preserve">Point out a make-line station, the fryer, and the storeroom shelves.</w:t>
+              <w:t xml:space="preserve">Point to one amber box and one cyan box as they move.</w:t>
             </w:r>
           </w:p>
         </w:tc>
@@ -515,7 +515,7 @@
           <w:sz w:val="22"/>
           <w:szCs w:val="22"/>
         </w:rPr>
-        <w:t xml:space="preserve">2. Station 1 — is the order right?</w:t>
+        <w:t xml:space="preserve">2. One screen for the manager</w:t>
       </w:r>
       <w:r>
         <w:rPr>
@@ -523,7 +523,7 @@
           <w:sz w:val="18"/>
           <w:szCs w:val="18"/>
         </w:rPr>
-        <w:t xml:space="preserve">	(1:00)</w:t>
+        <w:t xml:space="preserve">	(0:45)</w:t>
       </w:r>
     </w:p>
     <w:tbl>
@@ -600,7 +600,7 @@
                 <w:sz w:val="20"/>
                 <w:szCs w:val="20"/>
               </w:rPr>
-              <w:t xml:space="preserve">Station 1, looking down at the box. It reads the ticket (a Box Combo) and checks every item. A red line appears: “Drop a slice of Texas toast in the box.”</w:t>
+              <w:t xml:space="preserve">The manager’s screen — people in today, staff on the floor, alerts, and a busy-hours chart.</w:t>
             </w:r>
           </w:p>
         </w:tc>
@@ -663,7 +663,7 @@
                 <w:sz w:val="21"/>
                 <w:szCs w:val="21"/>
               </w:rPr>
-              <w:t xml:space="preserve">“Station one checks the order before it’s bagged. The camera reads the ticket and counts what’s actually in the box — and it’s caught a missing Texas toast. The screen tells the team exactly what to add.”</w:t>
+              <w:t xml:space="preserve">“This is the only screen a manager needs. How many people came in, how many staff are on the floor, what needs attention now, and the busy hours — all on one page.”</w:t>
             </w:r>
           </w:p>
         </w:tc>
@@ -726,133 +726,7 @@
                 <w:sz w:val="20"/>
                 <w:szCs w:val="20"/>
               </w:rPr>
-              <w:t xml:space="preserve">Point to the alert line, then to the ticket checklist on the right.</w:t>
-            </w:r>
-          </w:p>
-        </w:tc>
-      </w:tr>
-      <w:tr>
-        <w:tc>
-          <w:tcPr>
-            <w:tcW w:type="dxa" w:w="1000"/>
-            <w:tcBorders>
-              <w:top w:val="none" w:color="FFFFFF" w:sz="0"/>
-              <w:left w:val="none" w:color="FFFFFF" w:sz="0"/>
-              <w:bottom w:val="none" w:color="FFFFFF" w:sz="0"/>
-              <w:right w:val="none" w:color="FFFFFF" w:sz="0"/>
-            </w:tcBorders>
-            <w:tcMar>
-              <w:top w:type="dxa" w:w="30"/>
-              <w:left w:type="dxa" w:w="0"/>
-              <w:bottom w:type="dxa" w:w="30"/>
-              <w:right w:type="dxa" w:w="160"/>
-            </w:tcMar>
-          </w:tcPr>
-          <w:p>
-            <w:r>
-              <w:rPr>
-                <w:b/>
-                <w:bCs/>
-                <w:color w:val="000000"/>
-                <w:sz w:val="20"/>
-                <w:szCs w:val="20"/>
-              </w:rPr>
-              <w:t xml:space="preserve">Show</w:t>
-            </w:r>
-          </w:p>
-        </w:tc>
-        <w:tc>
-          <w:tcPr>
-            <w:tcW w:type="dxa" w:w="8360"/>
-            <w:tcBorders>
-              <w:top w:val="none" w:color="FFFFFF" w:sz="0"/>
-              <w:left w:val="none" w:color="FFFFFF" w:sz="0"/>
-              <w:bottom w:val="none" w:color="FFFFFF" w:sz="0"/>
-              <w:right w:val="none" w:color="FFFFFF" w:sz="0"/>
-            </w:tcBorders>
-            <w:tcMar>
-              <w:top w:type="dxa" w:w="30"/>
-              <w:left w:type="dxa" w:w="0"/>
-              <w:bottom w:type="dxa" w:w="30"/>
-              <w:right w:type="dxa" w:w="0"/>
-            </w:tcMar>
-          </w:tcPr>
-          <w:p>
-            <w:pPr>
-              <w:spacing w:line="264"/>
-            </w:pPr>
-            <w:r>
-              <w:rPr>
-                <w:i w:val="false"/>
-                <w:iCs w:val="false"/>
-                <w:color w:val="000000"/>
-                <w:sz w:val="20"/>
-                <w:szCs w:val="20"/>
-              </w:rPr>
-              <w:t xml:space="preserve">The toast goes in; the team taps Re-check; the panel turns green — “Order complete · Ready, bag it.”</w:t>
-            </w:r>
-          </w:p>
-        </w:tc>
-      </w:tr>
-      <w:tr>
-        <w:tc>
-          <w:tcPr>
-            <w:tcW w:type="dxa" w:w="1000"/>
-            <w:tcBorders>
-              <w:top w:val="none" w:color="FFFFFF" w:sz="0"/>
-              <w:left w:val="none" w:color="FFFFFF" w:sz="0"/>
-              <w:bottom w:val="none" w:color="FFFFFF" w:sz="0"/>
-              <w:right w:val="none" w:color="FFFFFF" w:sz="0"/>
-            </w:tcBorders>
-            <w:tcMar>
-              <w:top w:type="dxa" w:w="30"/>
-              <w:left w:type="dxa" w:w="0"/>
-              <w:bottom w:type="dxa" w:w="30"/>
-              <w:right w:type="dxa" w:w="160"/>
-            </w:tcMar>
-          </w:tcPr>
-          <w:p>
-            <w:r>
-              <w:rPr>
-                <w:b/>
-                <w:bCs/>
-                <w:color w:val="000000"/>
-                <w:sz w:val="20"/>
-                <w:szCs w:val="20"/>
-              </w:rPr>
-              <w:t xml:space="preserve">Say</w:t>
-            </w:r>
-          </w:p>
-        </w:tc>
-        <w:tc>
-          <w:tcPr>
-            <w:tcW w:type="dxa" w:w="8360"/>
-            <w:tcBorders>
-              <w:top w:val="none" w:color="FFFFFF" w:sz="0"/>
-              <w:left w:val="none" w:color="FFFFFF" w:sz="0"/>
-              <w:bottom w:val="none" w:color="FFFFFF" w:sz="0"/>
-              <w:right w:val="none" w:color="FFFFFF" w:sz="0"/>
-            </w:tcBorders>
-            <w:tcMar>
-              <w:top w:type="dxa" w:w="30"/>
-              <w:left w:type="dxa" w:w="0"/>
-              <w:bottom w:type="dxa" w:w="30"/>
-              <w:right w:type="dxa" w:w="0"/>
-            </w:tcMar>
-          </w:tcPr>
-          <w:p>
-            <w:pPr>
-              <w:spacing w:line="264"/>
-            </w:pPr>
-            <w:r>
-              <w:rPr>
-                <w:i w:val="false"/>
-                <w:iCs w:val="false"/>
-                <w:color w:val="000000"/>
-                <w:sz w:val="21"/>
-                <w:szCs w:val="21"/>
-              </w:rPr>
-              <w:t xml:space="preserve">“They add it, re-check, and it clears to green. A wrong order fixed before it ever left the counter.”</w:t>
+              <w:t xml:space="preserve">Trace the busy-hours line with your finger and stop on the tallest point.</w:t>
             </w:r>
           </w:p>
         </w:tc>
@@ -873,7 +747,7 @@
           <w:sz w:val="22"/>
           <w:szCs w:val="22"/>
         </w:rPr>
-        <w:t xml:space="preserve">3. Station 2 — is it cooked right?</w:t>
+        <w:t xml:space="preserve">3. Where people spend time</w:t>
       </w:r>
       <w:r>
         <w:rPr>
@@ -958,7 +832,7 @@
                 <w:sz w:val="20"/>
                 <w:szCs w:val="20"/>
               </w:rPr>
-              <w:t xml:space="preserve">Station 2, two cooked tenders side by side, graded against the ideal. Batch score 95%. One is flagged: “Pull the over-fried tender, drop a fresh one.”</w:t>
+              <w:t xml:space="preserve">The heat-map — busy spots glow red; a list shows the top areas.</w:t>
             </w:r>
           </w:p>
         </w:tc>
@@ -1021,7 +895,7 @@
                 <w:sz w:val="21"/>
                 <w:szCs w:val="21"/>
               </w:rPr>
-              <w:t xml:space="preserve">“Station two grades how the food is cooked. It compares each piece to the ideal — colour, size, how well it’s fried. Here it’s spotted one that’s over-fried and says: pull it, drop a fresh one. That’s quality no busy line can watch by eye.”</w:t>
+              <w:t xml:space="preserve">“The red areas are where customers actually stop and spend time. Here, the brand wall pulls the most, the entrance the least. Now you can put your best products where people really go — not where you guessed.”</w:t>
             </w:r>
           </w:p>
         </w:tc>
@@ -1084,7 +958,7 @@
                 <w:sz w:val="20"/>
                 <w:szCs w:val="20"/>
               </w:rPr>
-              <w:t xml:space="preserve">Point to the two tenders and the batch score.</w:t>
+              <w:t xml:space="preserve">Point to the hottest area, then the coldest.</w:t>
             </w:r>
           </w:p>
         </w:tc>
@@ -1105,7 +979,7 @@
           <w:sz w:val="22"/>
           <w:szCs w:val="22"/>
         </w:rPr>
-        <w:t xml:space="preserve">4. Station 3 — was it built in the right order?</w:t>
+        <w:t xml:space="preserve">4. Spotting your best customer</w:t>
       </w:r>
       <w:r>
         <w:rPr>
@@ -1113,7 +987,7 @@
           <w:sz w:val="18"/>
           <w:szCs w:val="18"/>
         </w:rPr>
-        <w:t xml:space="preserve">	(0:45)</w:t>
+        <w:t xml:space="preserve">	(1:00)</w:t>
       </w:r>
     </w:p>
     <w:tbl>
@@ -1190,7 +1064,7 @@
                 <w:sz w:val="20"/>
                 <w:szCs w:val="20"/>
               </w:rPr>
-              <w:t xml:space="preserve">Station 3, the build shown as a strip of steps. A step is missing: “Add sauce to the order before bag.” The item is tagged “without sauce.”</w:t>
+              <w:t xml:space="preserve">A loyalty customer walks in; a message pops up on the phone with their name, level, and last visit.</w:t>
             </w:r>
           </w:p>
         </w:tc>
@@ -1253,7 +1127,7 @@
                 <w:sz w:val="21"/>
                 <w:szCs w:val="21"/>
               </w:rPr>
-              <w:t xml:space="preserve">“Station three watches how the food is built, step by step. This order was about to be bagged without its sauce — the system catches it and asks for it before the bag closes. When it’s right, it shows ‘SOP compliant.’”</w:t>
+              <w:t xml:space="preserve">“Watch the phone. A loyalty customer just walked in, and the manager’s phone shows who they are, their level, and what to offer. Now they get a warm welcome instead of walking past unnoticed.”</w:t>
             </w:r>
           </w:p>
         </w:tc>
@@ -1316,7 +1190,7 @@
                 <w:sz w:val="20"/>
                 <w:szCs w:val="20"/>
               </w:rPr>
-              <w:t xml:space="preserve">Point to the step strip, then the ‘add sauce’ flag.</w:t>
+              <w:t xml:space="preserve">When the message appears, point to the name and level. All of this is worked out inside the store.</w:t>
             </w:r>
           </w:p>
         </w:tc>
@@ -1337,7 +1211,7 @@
           <w:sz w:val="22"/>
           <w:szCs w:val="22"/>
         </w:rPr>
-        <w:t xml:space="preserve">5. Ops Board — every order, scored live</w:t>
+        <w:t xml:space="preserve">5. Small problems, caught early</w:t>
       </w:r>
       <w:r>
         <w:rPr>
@@ -1345,7 +1219,7 @@
           <w:sz w:val="18"/>
           <w:szCs w:val="18"/>
         </w:rPr>
-        <w:t xml:space="preserve">	(0:50)</w:t>
+        <w:t xml:space="preserve">	(0:45)</w:t>
       </w:r>
     </w:p>
     <w:tbl>
@@ -1422,7 +1296,7 @@
                 <w:sz w:val="20"/>
                 <w:szCs w:val="20"/>
               </w:rPr>
-              <w:t xml:space="preserve">Operations, Store #1234. A live list — every ticket, its channel (drive-thru, dine-in, mobile) and a score for order accuracy, quality, and prep. Along the top: throughput 41/hr, average order time 2m 47s, fryer oil 342°F, 14 open alerts.</w:t>
+              <w:t xml:space="preserve">Alerts appear — “section left unattended”, “queue building at till 2”, “too many staff in the back”.</w:t>
             </w:r>
           </w:p>
         </w:tc>
@@ -1485,7 +1359,7 @@
                 <w:sz w:val="21"/>
                 <w:szCs w:val="21"/>
               </w:rPr>
-              <w:t xml:space="preserve">“Everything rolls up here — every order, from every channel, scored as it happens. Green is clean, red needs a look. The manager sees the whole shift on one screen — even the fryer temperature and how long orders are taking.”</w:t>
+              <w:t xml:space="preserve">“The same cameras watch the floor for you. An empty section, a growing queue, too many staff in the back — the manager gets a quiet nudge while there’s still time to fix it.”</w:t>
             </w:r>
           </w:p>
         </w:tc>
@@ -1548,7 +1422,7 @@
                 <w:sz w:val="20"/>
                 <w:szCs w:val="20"/>
               </w:rPr>
-              <w:t xml:space="preserve">Run your finger down the ticket list; stop on a red ‘re-check’ row.</w:t>
+              <w:t xml:space="preserve">Read out one or two alerts as they appear.</w:t>
             </w:r>
           </w:p>
         </w:tc>
@@ -1569,7 +1443,7 @@
           <w:sz w:val="22"/>
           <w:szCs w:val="22"/>
         </w:rPr>
-        <w:t xml:space="preserve">6. The back of house, too</w:t>
+        <w:t xml:space="preserve">6. Quick recap</w:t>
       </w:r>
       <w:r>
         <w:rPr>
@@ -1577,7 +1451,7 @@
           <w:sz w:val="18"/>
           <w:szCs w:val="18"/>
         </w:rPr>
-        <w:t xml:space="preserve">	(0:40)</w:t>
+        <w:t xml:space="preserve">	(0:20)</w:t>
       </w:r>
     </w:p>
     <w:tbl>
@@ -1622,7 +1496,7 @@
                 <w:sz w:val="20"/>
                 <w:szCs w:val="20"/>
               </w:rPr>
-              <w:t xml:space="preserve">Show</w:t>
+              <w:t xml:space="preserve">Say</w:t>
             </w:r>
           </w:p>
         </w:tc>
@@ -1651,141 +1525,44 @@
                 <w:i w:val="false"/>
                 <w:iCs w:val="false"/>
                 <w:color w:val="000000"/>
-                <w:sz w:val="20"/>
-                <w:szCs w:val="20"/>
-              </w:rPr>
-              <w:t xml:space="preserve">Inventory — the storeroom shelves tracking stock (crinkle fries, tenders), the fryer, and the receiving door as deliveries arrive.</w:t>
-            </w:r>
-          </w:p>
-        </w:tc>
-      </w:tr>
-      <w:tr>
-        <w:tc>
-          <w:tcPr>
-            <w:tcW w:type="dxa" w:w="1000"/>
-            <w:tcBorders>
-              <w:top w:val="none" w:color="FFFFFF" w:sz="0"/>
-              <w:left w:val="none" w:color="FFFFFF" w:sz="0"/>
-              <w:bottom w:val="none" w:color="FFFFFF" w:sz="0"/>
-              <w:right w:val="none" w:color="FFFFFF" w:sz="0"/>
-            </w:tcBorders>
-            <w:tcMar>
-              <w:top w:type="dxa" w:w="30"/>
-              <w:left w:type="dxa" w:w="0"/>
-              <w:bottom w:type="dxa" w:w="30"/>
-              <w:right w:type="dxa" w:w="160"/>
-            </w:tcMar>
-          </w:tcPr>
-          <w:p>
-            <w:r>
-              <w:rPr>
-                <w:b/>
-                <w:bCs/>
-                <w:color w:val="000000"/>
-                <w:sz w:val="20"/>
-                <w:szCs w:val="20"/>
-              </w:rPr>
-              <w:t xml:space="preserve">Say</w:t>
-            </w:r>
-          </w:p>
-        </w:tc>
-        <w:tc>
-          <w:tcPr>
-            <w:tcW w:type="dxa" w:w="8360"/>
-            <w:tcBorders>
-              <w:top w:val="none" w:color="FFFFFF" w:sz="0"/>
-              <w:left w:val="none" w:color="FFFFFF" w:sz="0"/>
-              <w:bottom w:val="none" w:color="FFFFFF" w:sz="0"/>
-              <w:right w:val="none" w:color="FFFFFF" w:sz="0"/>
-            </w:tcBorders>
-            <w:tcMar>
-              <w:top w:type="dxa" w:w="30"/>
-              <w:left w:type="dxa" w:w="0"/>
-              <w:bottom w:type="dxa" w:w="30"/>
-              <w:right w:type="dxa" w:w="0"/>
-            </w:tcMar>
-          </w:tcPr>
-          <w:p>
-            <w:pPr>
-              <w:spacing w:line="264"/>
-            </w:pPr>
-            <w:r>
-              <w:rPr>
-                <w:i w:val="false"/>
-                <w:iCs w:val="false"/>
-                <w:color w:val="000000"/>
                 <w:sz w:val="21"/>
                 <w:szCs w:val="21"/>
               </w:rPr>
-              <w:t xml:space="preserve">“It’s not just the front line. The same system watches the storeroom and the back door — what’s on the shelf, what’s running low, and what’s just been delivered. One platform, front to back.”</w:t>
-            </w:r>
-          </w:p>
-        </w:tc>
-      </w:tr>
-      <w:tr>
-        <w:tc>
-          <w:tcPr>
-            <w:tcW w:type="dxa" w:w="1000"/>
-            <w:tcBorders>
-              <w:top w:val="none" w:color="FFFFFF" w:sz="0"/>
-              <w:left w:val="none" w:color="FFFFFF" w:sz="0"/>
-              <w:bottom w:val="none" w:color="FFFFFF" w:sz="0"/>
-              <w:right w:val="none" w:color="FFFFFF" w:sz="0"/>
-            </w:tcBorders>
-            <w:tcMar>
-              <w:top w:type="dxa" w:w="30"/>
-              <w:left w:type="dxa" w:w="0"/>
-              <w:bottom w:type="dxa" w:w="30"/>
-              <w:right w:type="dxa" w:w="160"/>
-            </w:tcMar>
-          </w:tcPr>
-          <w:p>
-            <w:r>
-              <w:rPr>
-                <w:b/>
-                <w:bCs/>
-                <w:color w:val="000000"/>
-                <w:sz w:val="20"/>
-                <w:szCs w:val="20"/>
-              </w:rPr>
-              <w:t xml:space="preserve">Point</w:t>
-            </w:r>
-          </w:p>
-        </w:tc>
-        <w:tc>
-          <w:tcPr>
-            <w:tcW w:type="dxa" w:w="8360"/>
-            <w:tcBorders>
-              <w:top w:val="none" w:color="FFFFFF" w:sz="0"/>
-              <w:left w:val="none" w:color="FFFFFF" w:sz="0"/>
-              <w:bottom w:val="none" w:color="FFFFFF" w:sz="0"/>
-              <w:right w:val="none" w:color="FFFFFF" w:sz="0"/>
-            </w:tcBorders>
-            <w:tcMar>
-              <w:top w:type="dxa" w:w="30"/>
-              <w:left w:type="dxa" w:w="0"/>
-              <w:bottom w:type="dxa" w:w="30"/>
-              <w:right w:type="dxa" w:w="0"/>
-            </w:tcMar>
-          </w:tcPr>
-          <w:p>
-            <w:pPr>
-              <w:spacing w:line="264"/>
-            </w:pPr>
-            <w:r>
-              <w:rPr>
-                <w:i/>
-                <w:iCs/>
-                <w:color w:val="000000"/>
-                <w:sz w:val="20"/>
-                <w:szCs w:val="20"/>
-              </w:rPr>
-              <w:t xml:space="preserve">Point to a tracked box on the shelf, then the receiving-door camera.</w:t>
+              <w:t xml:space="preserve">“Same cameras, two jobs — help the customer, and help your team. It all runs on one small box inside the store, and nothing leaves the building.”</w:t>
             </w:r>
           </w:p>
         </w:tc>
       </w:tr>
     </w:tbl>
+    <w:p>
+      <w:pPr>
+        <w:pBdr>
+          <w:bottom w:val="single" w:color="000000" w:sz="8" w:space="4"/>
+        </w:pBdr>
+        <w:tabs>
+          <w:tab w:val="right" w:pos="9360"/>
+        </w:tabs>
+        <w:spacing w:after="120" w:before="320"/>
+      </w:pPr>
+      <w:r>
+        <w:rPr>
+          <w:b/>
+          <w:bCs/>
+          <w:color w:val="000000"/>
+          <w:sz w:val="24"/>
+          <w:szCs w:val="24"/>
+        </w:rPr>
+        <w:t xml:space="preserve">Part B · Fabric Lens — the restaurant line</w:t>
+      </w:r>
+      <w:r>
+        <w:rPr>
+          <w:color w:val="444444"/>
+          <w:sz w:val="18"/>
+          <w:szCs w:val="18"/>
+        </w:rPr>
+        <w:t xml:space="preserve">	about 5:25</w:t>
+      </w:r>
+    </w:p>
     <w:p>
       <w:pPr>
         <w:tabs>
@@ -1801,7 +1578,7 @@
           <w:sz w:val="22"/>
           <w:szCs w:val="22"/>
         </w:rPr>
-        <w:t xml:space="preserve">7. The numbers that add up</w:t>
+        <w:t xml:space="preserve">1. The whole restaurant on one screen</w:t>
       </w:r>
       <w:r>
         <w:rPr>
@@ -1809,7 +1586,7 @@
           <w:sz w:val="18"/>
           <w:szCs w:val="18"/>
         </w:rPr>
-        <w:t xml:space="preserve">	(0:35)</w:t>
+        <w:t xml:space="preserve">	(0:30)</w:t>
       </w:r>
     </w:p>
     <w:tbl>
@@ -1886,7 +1663,7 @@
                 <w:sz w:val="20"/>
                 <w:szCs w:val="20"/>
               </w:rPr>
-              <w:t xml:space="preserve">Insights and Alerts — the shift’s key numbers (accuracy, speed, food safety, waste) and a live list of what needs attention.</w:t>
+              <w:t xml:space="preserve">The Live Wall — every camera at once: the make-line stations, the fryer, the storeroom shelves, and the back door.</w:t>
             </w:r>
           </w:p>
         </w:tc>
@@ -1949,7 +1726,7 @@
                 <w:sz w:val="21"/>
                 <w:szCs w:val="21"/>
               </w:rPr>
-              <w:t xml:space="preserve">“And it adds up to the numbers a manager and an owner actually use — accuracy, speed, food safety, waste — with a live list of what needs a look. Ready for the next audit, with nobody filling in a clipboard.”</w:t>
+              <w:t xml:space="preserve">“This is the whole restaurant on one screen — the front line, the fryer, the storeroom, even the delivery door. One system watches all of it, live. Everything I show next is happening on these same cameras.”</w:t>
             </w:r>
           </w:p>
         </w:tc>
@@ -2012,7 +1789,7 @@
                 <w:sz w:val="20"/>
                 <w:szCs w:val="20"/>
               </w:rPr>
-              <w:t xml:space="preserve">Point to one number, then the alert list.</w:t>
+              <w:t xml:space="preserve">Point out a make-line station, the fryer, and the storeroom shelves.</w:t>
             </w:r>
           </w:p>
         </w:tc>
@@ -2033,7 +1810,7 @@
           <w:sz w:val="22"/>
           <w:szCs w:val="22"/>
         </w:rPr>
-        <w:t xml:space="preserve">8. Recap</w:t>
+        <w:t xml:space="preserve">2. Station 1 — is the order right?</w:t>
       </w:r>
       <w:r>
         <w:rPr>
@@ -2041,7 +1818,7 @@
           <w:sz w:val="18"/>
           <w:szCs w:val="18"/>
         </w:rPr>
-        <w:t xml:space="preserve">	(0:20)</w:t>
+        <w:t xml:space="preserve">	(1:00)</w:t>
       </w:r>
     </w:p>
     <w:tbl>
@@ -2086,7 +1863,7 @@
                 <w:sz w:val="20"/>
                 <w:szCs w:val="20"/>
               </w:rPr>
-              <w:t xml:space="preserve">Say</w:t>
+              <w:t xml:space="preserve">Show</w:t>
             </w:r>
           </w:p>
         </w:tc>
@@ -2115,6 +1892,1524 @@
                 <w:i w:val="false"/>
                 <w:iCs w:val="false"/>
                 <w:color w:val="000000"/>
+                <w:sz w:val="20"/>
+                <w:szCs w:val="20"/>
+              </w:rPr>
+              <w:t xml:space="preserve">Station 1, looking down at the box. It reads the ticket (a Box Combo) and checks every item. A red line appears: “Drop a slice of Texas toast in the box.”</w:t>
+            </w:r>
+          </w:p>
+        </w:tc>
+      </w:tr>
+      <w:tr>
+        <w:tc>
+          <w:tcPr>
+            <w:tcW w:type="dxa" w:w="1000"/>
+            <w:tcBorders>
+              <w:top w:val="none" w:color="FFFFFF" w:sz="0"/>
+              <w:left w:val="none" w:color="FFFFFF" w:sz="0"/>
+              <w:bottom w:val="none" w:color="FFFFFF" w:sz="0"/>
+              <w:right w:val="none" w:color="FFFFFF" w:sz="0"/>
+            </w:tcBorders>
+            <w:tcMar>
+              <w:top w:type="dxa" w:w="30"/>
+              <w:left w:type="dxa" w:w="0"/>
+              <w:bottom w:type="dxa" w:w="30"/>
+              <w:right w:type="dxa" w:w="160"/>
+            </w:tcMar>
+          </w:tcPr>
+          <w:p>
+            <w:r>
+              <w:rPr>
+                <w:b/>
+                <w:bCs/>
+                <w:color w:val="000000"/>
+                <w:sz w:val="20"/>
+                <w:szCs w:val="20"/>
+              </w:rPr>
+              <w:t xml:space="preserve">Say</w:t>
+            </w:r>
+          </w:p>
+        </w:tc>
+        <w:tc>
+          <w:tcPr>
+            <w:tcW w:type="dxa" w:w="8360"/>
+            <w:tcBorders>
+              <w:top w:val="none" w:color="FFFFFF" w:sz="0"/>
+              <w:left w:val="none" w:color="FFFFFF" w:sz="0"/>
+              <w:bottom w:val="none" w:color="FFFFFF" w:sz="0"/>
+              <w:right w:val="none" w:color="FFFFFF" w:sz="0"/>
+            </w:tcBorders>
+            <w:tcMar>
+              <w:top w:type="dxa" w:w="30"/>
+              <w:left w:type="dxa" w:w="0"/>
+              <w:bottom w:type="dxa" w:w="30"/>
+              <w:right w:type="dxa" w:w="0"/>
+            </w:tcMar>
+          </w:tcPr>
+          <w:p>
+            <w:pPr>
+              <w:spacing w:line="264"/>
+            </w:pPr>
+            <w:r>
+              <w:rPr>
+                <w:i w:val="false"/>
+                <w:iCs w:val="false"/>
+                <w:color w:val="000000"/>
+                <w:sz w:val="21"/>
+                <w:szCs w:val="21"/>
+              </w:rPr>
+              <w:t xml:space="preserve">“Station one checks the order before it’s bagged. The camera reads the ticket and counts what’s actually in the box — and it’s caught a missing Texas toast. The screen tells the team exactly what to add.”</w:t>
+            </w:r>
+          </w:p>
+        </w:tc>
+      </w:tr>
+      <w:tr>
+        <w:tc>
+          <w:tcPr>
+            <w:tcW w:type="dxa" w:w="1000"/>
+            <w:tcBorders>
+              <w:top w:val="none" w:color="FFFFFF" w:sz="0"/>
+              <w:left w:val="none" w:color="FFFFFF" w:sz="0"/>
+              <w:bottom w:val="none" w:color="FFFFFF" w:sz="0"/>
+              <w:right w:val="none" w:color="FFFFFF" w:sz="0"/>
+            </w:tcBorders>
+            <w:tcMar>
+              <w:top w:type="dxa" w:w="30"/>
+              <w:left w:type="dxa" w:w="0"/>
+              <w:bottom w:type="dxa" w:w="30"/>
+              <w:right w:type="dxa" w:w="160"/>
+            </w:tcMar>
+          </w:tcPr>
+          <w:p>
+            <w:r>
+              <w:rPr>
+                <w:b/>
+                <w:bCs/>
+                <w:color w:val="000000"/>
+                <w:sz w:val="20"/>
+                <w:szCs w:val="20"/>
+              </w:rPr>
+              <w:t xml:space="preserve">Point</w:t>
+            </w:r>
+          </w:p>
+        </w:tc>
+        <w:tc>
+          <w:tcPr>
+            <w:tcW w:type="dxa" w:w="8360"/>
+            <w:tcBorders>
+              <w:top w:val="none" w:color="FFFFFF" w:sz="0"/>
+              <w:left w:val="none" w:color="FFFFFF" w:sz="0"/>
+              <w:bottom w:val="none" w:color="FFFFFF" w:sz="0"/>
+              <w:right w:val="none" w:color="FFFFFF" w:sz="0"/>
+            </w:tcBorders>
+            <w:tcMar>
+              <w:top w:type="dxa" w:w="30"/>
+              <w:left w:type="dxa" w:w="0"/>
+              <w:bottom w:type="dxa" w:w="30"/>
+              <w:right w:type="dxa" w:w="0"/>
+            </w:tcMar>
+          </w:tcPr>
+          <w:p>
+            <w:pPr>
+              <w:spacing w:line="264"/>
+            </w:pPr>
+            <w:r>
+              <w:rPr>
+                <w:i/>
+                <w:iCs/>
+                <w:color w:val="000000"/>
+                <w:sz w:val="20"/>
+                <w:szCs w:val="20"/>
+              </w:rPr>
+              <w:t xml:space="preserve">Point to the alert line, then to the ticket checklist on the right.</w:t>
+            </w:r>
+          </w:p>
+        </w:tc>
+      </w:tr>
+      <w:tr>
+        <w:tc>
+          <w:tcPr>
+            <w:tcW w:type="dxa" w:w="1000"/>
+            <w:tcBorders>
+              <w:top w:val="none" w:color="FFFFFF" w:sz="0"/>
+              <w:left w:val="none" w:color="FFFFFF" w:sz="0"/>
+              <w:bottom w:val="none" w:color="FFFFFF" w:sz="0"/>
+              <w:right w:val="none" w:color="FFFFFF" w:sz="0"/>
+            </w:tcBorders>
+            <w:tcMar>
+              <w:top w:type="dxa" w:w="30"/>
+              <w:left w:type="dxa" w:w="0"/>
+              <w:bottom w:type="dxa" w:w="30"/>
+              <w:right w:type="dxa" w:w="160"/>
+            </w:tcMar>
+          </w:tcPr>
+          <w:p>
+            <w:r>
+              <w:rPr>
+                <w:b/>
+                <w:bCs/>
+                <w:color w:val="000000"/>
+                <w:sz w:val="20"/>
+                <w:szCs w:val="20"/>
+              </w:rPr>
+              <w:t xml:space="preserve">Show</w:t>
+            </w:r>
+          </w:p>
+        </w:tc>
+        <w:tc>
+          <w:tcPr>
+            <w:tcW w:type="dxa" w:w="8360"/>
+            <w:tcBorders>
+              <w:top w:val="none" w:color="FFFFFF" w:sz="0"/>
+              <w:left w:val="none" w:color="FFFFFF" w:sz="0"/>
+              <w:bottom w:val="none" w:color="FFFFFF" w:sz="0"/>
+              <w:right w:val="none" w:color="FFFFFF" w:sz="0"/>
+            </w:tcBorders>
+            <w:tcMar>
+              <w:top w:type="dxa" w:w="30"/>
+              <w:left w:type="dxa" w:w="0"/>
+              <w:bottom w:type="dxa" w:w="30"/>
+              <w:right w:type="dxa" w:w="0"/>
+            </w:tcMar>
+          </w:tcPr>
+          <w:p>
+            <w:pPr>
+              <w:spacing w:line="264"/>
+            </w:pPr>
+            <w:r>
+              <w:rPr>
+                <w:i w:val="false"/>
+                <w:iCs w:val="false"/>
+                <w:color w:val="000000"/>
+                <w:sz w:val="20"/>
+                <w:szCs w:val="20"/>
+              </w:rPr>
+              <w:t xml:space="preserve">The toast goes in; the team taps Re-check; the panel turns green — “Order complete · Ready, bag it.”</w:t>
+            </w:r>
+          </w:p>
+        </w:tc>
+      </w:tr>
+      <w:tr>
+        <w:tc>
+          <w:tcPr>
+            <w:tcW w:type="dxa" w:w="1000"/>
+            <w:tcBorders>
+              <w:top w:val="none" w:color="FFFFFF" w:sz="0"/>
+              <w:left w:val="none" w:color="FFFFFF" w:sz="0"/>
+              <w:bottom w:val="none" w:color="FFFFFF" w:sz="0"/>
+              <w:right w:val="none" w:color="FFFFFF" w:sz="0"/>
+            </w:tcBorders>
+            <w:tcMar>
+              <w:top w:type="dxa" w:w="30"/>
+              <w:left w:type="dxa" w:w="0"/>
+              <w:bottom w:type="dxa" w:w="30"/>
+              <w:right w:type="dxa" w:w="160"/>
+            </w:tcMar>
+          </w:tcPr>
+          <w:p>
+            <w:r>
+              <w:rPr>
+                <w:b/>
+                <w:bCs/>
+                <w:color w:val="000000"/>
+                <w:sz w:val="20"/>
+                <w:szCs w:val="20"/>
+              </w:rPr>
+              <w:t xml:space="preserve">Say</w:t>
+            </w:r>
+          </w:p>
+        </w:tc>
+        <w:tc>
+          <w:tcPr>
+            <w:tcW w:type="dxa" w:w="8360"/>
+            <w:tcBorders>
+              <w:top w:val="none" w:color="FFFFFF" w:sz="0"/>
+              <w:left w:val="none" w:color="FFFFFF" w:sz="0"/>
+              <w:bottom w:val="none" w:color="FFFFFF" w:sz="0"/>
+              <w:right w:val="none" w:color="FFFFFF" w:sz="0"/>
+            </w:tcBorders>
+            <w:tcMar>
+              <w:top w:type="dxa" w:w="30"/>
+              <w:left w:type="dxa" w:w="0"/>
+              <w:bottom w:type="dxa" w:w="30"/>
+              <w:right w:type="dxa" w:w="0"/>
+            </w:tcMar>
+          </w:tcPr>
+          <w:p>
+            <w:pPr>
+              <w:spacing w:line="264"/>
+            </w:pPr>
+            <w:r>
+              <w:rPr>
+                <w:i w:val="false"/>
+                <w:iCs w:val="false"/>
+                <w:color w:val="000000"/>
+                <w:sz w:val="21"/>
+                <w:szCs w:val="21"/>
+              </w:rPr>
+              <w:t xml:space="preserve">“They add it, re-check, and it clears to green. A wrong order fixed before it ever left the counter.”</w:t>
+            </w:r>
+          </w:p>
+        </w:tc>
+      </w:tr>
+    </w:tbl>
+    <w:p>
+      <w:pPr>
+        <w:tabs>
+          <w:tab w:val="right" w:pos="9360"/>
+        </w:tabs>
+        <w:spacing w:after="40" w:before="220"/>
+      </w:pPr>
+      <w:r>
+        <w:rPr>
+          <w:b/>
+          <w:bCs/>
+          <w:color w:val="000000"/>
+          <w:sz w:val="22"/>
+          <w:szCs w:val="22"/>
+        </w:rPr>
+        <w:t xml:space="preserve">3. Station 2 — is it cooked right?</w:t>
+      </w:r>
+      <w:r>
+        <w:rPr>
+          <w:color w:val="444444"/>
+          <w:sz w:val="18"/>
+          <w:szCs w:val="18"/>
+        </w:rPr>
+        <w:t xml:space="preserve">	(0:45)</w:t>
+      </w:r>
+    </w:p>
+    <w:tbl>
+      <w:tblPr>
+        <w:tblW w:type="dxa" w:w="9360"/>
+        <w:tblBorders>
+          <w:top w:val="none" w:color="FFFFFF" w:sz="0"/>
+          <w:left w:val="none" w:color="FFFFFF" w:sz="0"/>
+          <w:bottom w:val="none" w:color="FFFFFF" w:sz="0"/>
+          <w:right w:val="none" w:color="FFFFFF" w:sz="0"/>
+          <w:insideH w:val="none" w:color="FFFFFF" w:sz="0"/>
+          <w:insideV w:val="none" w:color="FFFFFF" w:sz="0"/>
+        </w:tblBorders>
+      </w:tblPr>
+      <w:tblGrid>
+        <w:gridCol w:w="1000"/>
+        <w:gridCol w:w="8360"/>
+      </w:tblGrid>
+      <w:tr>
+        <w:tc>
+          <w:tcPr>
+            <w:tcW w:type="dxa" w:w="1000"/>
+            <w:tcBorders>
+              <w:top w:val="none" w:color="FFFFFF" w:sz="0"/>
+              <w:left w:val="none" w:color="FFFFFF" w:sz="0"/>
+              <w:bottom w:val="none" w:color="FFFFFF" w:sz="0"/>
+              <w:right w:val="none" w:color="FFFFFF" w:sz="0"/>
+            </w:tcBorders>
+            <w:tcMar>
+              <w:top w:type="dxa" w:w="30"/>
+              <w:left w:type="dxa" w:w="0"/>
+              <w:bottom w:type="dxa" w:w="30"/>
+              <w:right w:type="dxa" w:w="160"/>
+            </w:tcMar>
+          </w:tcPr>
+          <w:p>
+            <w:r>
+              <w:rPr>
+                <w:b/>
+                <w:bCs/>
+                <w:color w:val="000000"/>
+                <w:sz w:val="20"/>
+                <w:szCs w:val="20"/>
+              </w:rPr>
+              <w:t xml:space="preserve">Show</w:t>
+            </w:r>
+          </w:p>
+        </w:tc>
+        <w:tc>
+          <w:tcPr>
+            <w:tcW w:type="dxa" w:w="8360"/>
+            <w:tcBorders>
+              <w:top w:val="none" w:color="FFFFFF" w:sz="0"/>
+              <w:left w:val="none" w:color="FFFFFF" w:sz="0"/>
+              <w:bottom w:val="none" w:color="FFFFFF" w:sz="0"/>
+              <w:right w:val="none" w:color="FFFFFF" w:sz="0"/>
+            </w:tcBorders>
+            <w:tcMar>
+              <w:top w:type="dxa" w:w="30"/>
+              <w:left w:type="dxa" w:w="0"/>
+              <w:bottom w:type="dxa" w:w="30"/>
+              <w:right w:type="dxa" w:w="0"/>
+            </w:tcMar>
+          </w:tcPr>
+          <w:p>
+            <w:pPr>
+              <w:spacing w:line="264"/>
+            </w:pPr>
+            <w:r>
+              <w:rPr>
+                <w:i w:val="false"/>
+                <w:iCs w:val="false"/>
+                <w:color w:val="000000"/>
+                <w:sz w:val="20"/>
+                <w:szCs w:val="20"/>
+              </w:rPr>
+              <w:t xml:space="preserve">Station 2, two cooked tenders side by side, graded against the ideal. Batch score 95%. One is flagged: “Pull the over-fried tender, drop a fresh one.”</w:t>
+            </w:r>
+          </w:p>
+        </w:tc>
+      </w:tr>
+      <w:tr>
+        <w:tc>
+          <w:tcPr>
+            <w:tcW w:type="dxa" w:w="1000"/>
+            <w:tcBorders>
+              <w:top w:val="none" w:color="FFFFFF" w:sz="0"/>
+              <w:left w:val="none" w:color="FFFFFF" w:sz="0"/>
+              <w:bottom w:val="none" w:color="FFFFFF" w:sz="0"/>
+              <w:right w:val="none" w:color="FFFFFF" w:sz="0"/>
+            </w:tcBorders>
+            <w:tcMar>
+              <w:top w:type="dxa" w:w="30"/>
+              <w:left w:type="dxa" w:w="0"/>
+              <w:bottom w:type="dxa" w:w="30"/>
+              <w:right w:type="dxa" w:w="160"/>
+            </w:tcMar>
+          </w:tcPr>
+          <w:p>
+            <w:r>
+              <w:rPr>
+                <w:b/>
+                <w:bCs/>
+                <w:color w:val="000000"/>
+                <w:sz w:val="20"/>
+                <w:szCs w:val="20"/>
+              </w:rPr>
+              <w:t xml:space="preserve">Say</w:t>
+            </w:r>
+          </w:p>
+        </w:tc>
+        <w:tc>
+          <w:tcPr>
+            <w:tcW w:type="dxa" w:w="8360"/>
+            <w:tcBorders>
+              <w:top w:val="none" w:color="FFFFFF" w:sz="0"/>
+              <w:left w:val="none" w:color="FFFFFF" w:sz="0"/>
+              <w:bottom w:val="none" w:color="FFFFFF" w:sz="0"/>
+              <w:right w:val="none" w:color="FFFFFF" w:sz="0"/>
+            </w:tcBorders>
+            <w:tcMar>
+              <w:top w:type="dxa" w:w="30"/>
+              <w:left w:type="dxa" w:w="0"/>
+              <w:bottom w:type="dxa" w:w="30"/>
+              <w:right w:type="dxa" w:w="0"/>
+            </w:tcMar>
+          </w:tcPr>
+          <w:p>
+            <w:pPr>
+              <w:spacing w:line="264"/>
+            </w:pPr>
+            <w:r>
+              <w:rPr>
+                <w:i w:val="false"/>
+                <w:iCs w:val="false"/>
+                <w:color w:val="000000"/>
+                <w:sz w:val="21"/>
+                <w:szCs w:val="21"/>
+              </w:rPr>
+              <w:t xml:space="preserve">“Station two grades how the food is cooked. It compares each piece to the ideal — colour, size, how well it’s fried. Here it’s spotted one that’s over-fried and says: pull it, drop a fresh one. That’s quality no busy line can watch by eye.”</w:t>
+            </w:r>
+          </w:p>
+        </w:tc>
+      </w:tr>
+      <w:tr>
+        <w:tc>
+          <w:tcPr>
+            <w:tcW w:type="dxa" w:w="1000"/>
+            <w:tcBorders>
+              <w:top w:val="none" w:color="FFFFFF" w:sz="0"/>
+              <w:left w:val="none" w:color="FFFFFF" w:sz="0"/>
+              <w:bottom w:val="none" w:color="FFFFFF" w:sz="0"/>
+              <w:right w:val="none" w:color="FFFFFF" w:sz="0"/>
+            </w:tcBorders>
+            <w:tcMar>
+              <w:top w:type="dxa" w:w="30"/>
+              <w:left w:type="dxa" w:w="0"/>
+              <w:bottom w:type="dxa" w:w="30"/>
+              <w:right w:type="dxa" w:w="160"/>
+            </w:tcMar>
+          </w:tcPr>
+          <w:p>
+            <w:r>
+              <w:rPr>
+                <w:b/>
+                <w:bCs/>
+                <w:color w:val="000000"/>
+                <w:sz w:val="20"/>
+                <w:szCs w:val="20"/>
+              </w:rPr>
+              <w:t xml:space="preserve">Point</w:t>
+            </w:r>
+          </w:p>
+        </w:tc>
+        <w:tc>
+          <w:tcPr>
+            <w:tcW w:type="dxa" w:w="8360"/>
+            <w:tcBorders>
+              <w:top w:val="none" w:color="FFFFFF" w:sz="0"/>
+              <w:left w:val="none" w:color="FFFFFF" w:sz="0"/>
+              <w:bottom w:val="none" w:color="FFFFFF" w:sz="0"/>
+              <w:right w:val="none" w:color="FFFFFF" w:sz="0"/>
+            </w:tcBorders>
+            <w:tcMar>
+              <w:top w:type="dxa" w:w="30"/>
+              <w:left w:type="dxa" w:w="0"/>
+              <w:bottom w:type="dxa" w:w="30"/>
+              <w:right w:type="dxa" w:w="0"/>
+            </w:tcMar>
+          </w:tcPr>
+          <w:p>
+            <w:pPr>
+              <w:spacing w:line="264"/>
+            </w:pPr>
+            <w:r>
+              <w:rPr>
+                <w:i/>
+                <w:iCs/>
+                <w:color w:val="000000"/>
+                <w:sz w:val="20"/>
+                <w:szCs w:val="20"/>
+              </w:rPr>
+              <w:t xml:space="preserve">Point to the two tenders and the batch score.</w:t>
+            </w:r>
+          </w:p>
+        </w:tc>
+      </w:tr>
+    </w:tbl>
+    <w:p>
+      <w:pPr>
+        <w:tabs>
+          <w:tab w:val="right" w:pos="9360"/>
+        </w:tabs>
+        <w:spacing w:after="40" w:before="220"/>
+      </w:pPr>
+      <w:r>
+        <w:rPr>
+          <w:b/>
+          <w:bCs/>
+          <w:color w:val="000000"/>
+          <w:sz w:val="22"/>
+          <w:szCs w:val="22"/>
+        </w:rPr>
+        <w:t xml:space="preserve">4. Station 3 — was it built in the right order?</w:t>
+      </w:r>
+      <w:r>
+        <w:rPr>
+          <w:color w:val="444444"/>
+          <w:sz w:val="18"/>
+          <w:szCs w:val="18"/>
+        </w:rPr>
+        <w:t xml:space="preserve">	(0:45)</w:t>
+      </w:r>
+    </w:p>
+    <w:tbl>
+      <w:tblPr>
+        <w:tblW w:type="dxa" w:w="9360"/>
+        <w:tblBorders>
+          <w:top w:val="none" w:color="FFFFFF" w:sz="0"/>
+          <w:left w:val="none" w:color="FFFFFF" w:sz="0"/>
+          <w:bottom w:val="none" w:color="FFFFFF" w:sz="0"/>
+          <w:right w:val="none" w:color="FFFFFF" w:sz="0"/>
+          <w:insideH w:val="none" w:color="FFFFFF" w:sz="0"/>
+          <w:insideV w:val="none" w:color="FFFFFF" w:sz="0"/>
+        </w:tblBorders>
+      </w:tblPr>
+      <w:tblGrid>
+        <w:gridCol w:w="1000"/>
+        <w:gridCol w:w="8360"/>
+      </w:tblGrid>
+      <w:tr>
+        <w:tc>
+          <w:tcPr>
+            <w:tcW w:type="dxa" w:w="1000"/>
+            <w:tcBorders>
+              <w:top w:val="none" w:color="FFFFFF" w:sz="0"/>
+              <w:left w:val="none" w:color="FFFFFF" w:sz="0"/>
+              <w:bottom w:val="none" w:color="FFFFFF" w:sz="0"/>
+              <w:right w:val="none" w:color="FFFFFF" w:sz="0"/>
+            </w:tcBorders>
+            <w:tcMar>
+              <w:top w:type="dxa" w:w="30"/>
+              <w:left w:type="dxa" w:w="0"/>
+              <w:bottom w:type="dxa" w:w="30"/>
+              <w:right w:type="dxa" w:w="160"/>
+            </w:tcMar>
+          </w:tcPr>
+          <w:p>
+            <w:r>
+              <w:rPr>
+                <w:b/>
+                <w:bCs/>
+                <w:color w:val="000000"/>
+                <w:sz w:val="20"/>
+                <w:szCs w:val="20"/>
+              </w:rPr>
+              <w:t xml:space="preserve">Show</w:t>
+            </w:r>
+          </w:p>
+        </w:tc>
+        <w:tc>
+          <w:tcPr>
+            <w:tcW w:type="dxa" w:w="8360"/>
+            <w:tcBorders>
+              <w:top w:val="none" w:color="FFFFFF" w:sz="0"/>
+              <w:left w:val="none" w:color="FFFFFF" w:sz="0"/>
+              <w:bottom w:val="none" w:color="FFFFFF" w:sz="0"/>
+              <w:right w:val="none" w:color="FFFFFF" w:sz="0"/>
+            </w:tcBorders>
+            <w:tcMar>
+              <w:top w:type="dxa" w:w="30"/>
+              <w:left w:type="dxa" w:w="0"/>
+              <w:bottom w:type="dxa" w:w="30"/>
+              <w:right w:type="dxa" w:w="0"/>
+            </w:tcMar>
+          </w:tcPr>
+          <w:p>
+            <w:pPr>
+              <w:spacing w:line="264"/>
+            </w:pPr>
+            <w:r>
+              <w:rPr>
+                <w:i w:val="false"/>
+                <w:iCs w:val="false"/>
+                <w:color w:val="000000"/>
+                <w:sz w:val="20"/>
+                <w:szCs w:val="20"/>
+              </w:rPr>
+              <w:t xml:space="preserve">Station 3, the build shown as a strip of steps. A step is missing: “Add sauce to the order before bag.” The item is tagged “without sauce.”</w:t>
+            </w:r>
+          </w:p>
+        </w:tc>
+      </w:tr>
+      <w:tr>
+        <w:tc>
+          <w:tcPr>
+            <w:tcW w:type="dxa" w:w="1000"/>
+            <w:tcBorders>
+              <w:top w:val="none" w:color="FFFFFF" w:sz="0"/>
+              <w:left w:val="none" w:color="FFFFFF" w:sz="0"/>
+              <w:bottom w:val="none" w:color="FFFFFF" w:sz="0"/>
+              <w:right w:val="none" w:color="FFFFFF" w:sz="0"/>
+            </w:tcBorders>
+            <w:tcMar>
+              <w:top w:type="dxa" w:w="30"/>
+              <w:left w:type="dxa" w:w="0"/>
+              <w:bottom w:type="dxa" w:w="30"/>
+              <w:right w:type="dxa" w:w="160"/>
+            </w:tcMar>
+          </w:tcPr>
+          <w:p>
+            <w:r>
+              <w:rPr>
+                <w:b/>
+                <w:bCs/>
+                <w:color w:val="000000"/>
+                <w:sz w:val="20"/>
+                <w:szCs w:val="20"/>
+              </w:rPr>
+              <w:t xml:space="preserve">Say</w:t>
+            </w:r>
+          </w:p>
+        </w:tc>
+        <w:tc>
+          <w:tcPr>
+            <w:tcW w:type="dxa" w:w="8360"/>
+            <w:tcBorders>
+              <w:top w:val="none" w:color="FFFFFF" w:sz="0"/>
+              <w:left w:val="none" w:color="FFFFFF" w:sz="0"/>
+              <w:bottom w:val="none" w:color="FFFFFF" w:sz="0"/>
+              <w:right w:val="none" w:color="FFFFFF" w:sz="0"/>
+            </w:tcBorders>
+            <w:tcMar>
+              <w:top w:type="dxa" w:w="30"/>
+              <w:left w:type="dxa" w:w="0"/>
+              <w:bottom w:type="dxa" w:w="30"/>
+              <w:right w:type="dxa" w:w="0"/>
+            </w:tcMar>
+          </w:tcPr>
+          <w:p>
+            <w:pPr>
+              <w:spacing w:line="264"/>
+            </w:pPr>
+            <w:r>
+              <w:rPr>
+                <w:i w:val="false"/>
+                <w:iCs w:val="false"/>
+                <w:color w:val="000000"/>
+                <w:sz w:val="21"/>
+                <w:szCs w:val="21"/>
+              </w:rPr>
+              <w:t xml:space="preserve">“Station three watches how the food is built, step by step. This order was about to be bagged without its sauce — the system catches it and asks for it before the bag closes. When it’s right, it shows ‘SOP compliant.’”</w:t>
+            </w:r>
+          </w:p>
+        </w:tc>
+      </w:tr>
+      <w:tr>
+        <w:tc>
+          <w:tcPr>
+            <w:tcW w:type="dxa" w:w="1000"/>
+            <w:tcBorders>
+              <w:top w:val="none" w:color="FFFFFF" w:sz="0"/>
+              <w:left w:val="none" w:color="FFFFFF" w:sz="0"/>
+              <w:bottom w:val="none" w:color="FFFFFF" w:sz="0"/>
+              <w:right w:val="none" w:color="FFFFFF" w:sz="0"/>
+            </w:tcBorders>
+            <w:tcMar>
+              <w:top w:type="dxa" w:w="30"/>
+              <w:left w:type="dxa" w:w="0"/>
+              <w:bottom w:type="dxa" w:w="30"/>
+              <w:right w:type="dxa" w:w="160"/>
+            </w:tcMar>
+          </w:tcPr>
+          <w:p>
+            <w:r>
+              <w:rPr>
+                <w:b/>
+                <w:bCs/>
+                <w:color w:val="000000"/>
+                <w:sz w:val="20"/>
+                <w:szCs w:val="20"/>
+              </w:rPr>
+              <w:t xml:space="preserve">Point</w:t>
+            </w:r>
+          </w:p>
+        </w:tc>
+        <w:tc>
+          <w:tcPr>
+            <w:tcW w:type="dxa" w:w="8360"/>
+            <w:tcBorders>
+              <w:top w:val="none" w:color="FFFFFF" w:sz="0"/>
+              <w:left w:val="none" w:color="FFFFFF" w:sz="0"/>
+              <w:bottom w:val="none" w:color="FFFFFF" w:sz="0"/>
+              <w:right w:val="none" w:color="FFFFFF" w:sz="0"/>
+            </w:tcBorders>
+            <w:tcMar>
+              <w:top w:type="dxa" w:w="30"/>
+              <w:left w:type="dxa" w:w="0"/>
+              <w:bottom w:type="dxa" w:w="30"/>
+              <w:right w:type="dxa" w:w="0"/>
+            </w:tcMar>
+          </w:tcPr>
+          <w:p>
+            <w:pPr>
+              <w:spacing w:line="264"/>
+            </w:pPr>
+            <w:r>
+              <w:rPr>
+                <w:i/>
+                <w:iCs/>
+                <w:color w:val="000000"/>
+                <w:sz w:val="20"/>
+                <w:szCs w:val="20"/>
+              </w:rPr>
+              <w:t xml:space="preserve">Point to the step strip, then the ‘add sauce’ flag.</w:t>
+            </w:r>
+          </w:p>
+        </w:tc>
+      </w:tr>
+    </w:tbl>
+    <w:p>
+      <w:pPr>
+        <w:tabs>
+          <w:tab w:val="right" w:pos="9360"/>
+        </w:tabs>
+        <w:spacing w:after="40" w:before="220"/>
+      </w:pPr>
+      <w:r>
+        <w:rPr>
+          <w:b/>
+          <w:bCs/>
+          <w:color w:val="000000"/>
+          <w:sz w:val="22"/>
+          <w:szCs w:val="22"/>
+        </w:rPr>
+        <w:t xml:space="preserve">5. Ops Board — every order, scored live</w:t>
+      </w:r>
+      <w:r>
+        <w:rPr>
+          <w:color w:val="444444"/>
+          <w:sz w:val="18"/>
+          <w:szCs w:val="18"/>
+        </w:rPr>
+        <w:t xml:space="preserve">	(0:50)</w:t>
+      </w:r>
+    </w:p>
+    <w:tbl>
+      <w:tblPr>
+        <w:tblW w:type="dxa" w:w="9360"/>
+        <w:tblBorders>
+          <w:top w:val="none" w:color="FFFFFF" w:sz="0"/>
+          <w:left w:val="none" w:color="FFFFFF" w:sz="0"/>
+          <w:bottom w:val="none" w:color="FFFFFF" w:sz="0"/>
+          <w:right w:val="none" w:color="FFFFFF" w:sz="0"/>
+          <w:insideH w:val="none" w:color="FFFFFF" w:sz="0"/>
+          <w:insideV w:val="none" w:color="FFFFFF" w:sz="0"/>
+        </w:tblBorders>
+      </w:tblPr>
+      <w:tblGrid>
+        <w:gridCol w:w="1000"/>
+        <w:gridCol w:w="8360"/>
+      </w:tblGrid>
+      <w:tr>
+        <w:tc>
+          <w:tcPr>
+            <w:tcW w:type="dxa" w:w="1000"/>
+            <w:tcBorders>
+              <w:top w:val="none" w:color="FFFFFF" w:sz="0"/>
+              <w:left w:val="none" w:color="FFFFFF" w:sz="0"/>
+              <w:bottom w:val="none" w:color="FFFFFF" w:sz="0"/>
+              <w:right w:val="none" w:color="FFFFFF" w:sz="0"/>
+            </w:tcBorders>
+            <w:tcMar>
+              <w:top w:type="dxa" w:w="30"/>
+              <w:left w:type="dxa" w:w="0"/>
+              <w:bottom w:type="dxa" w:w="30"/>
+              <w:right w:type="dxa" w:w="160"/>
+            </w:tcMar>
+          </w:tcPr>
+          <w:p>
+            <w:r>
+              <w:rPr>
+                <w:b/>
+                <w:bCs/>
+                <w:color w:val="000000"/>
+                <w:sz w:val="20"/>
+                <w:szCs w:val="20"/>
+              </w:rPr>
+              <w:t xml:space="preserve">Show</w:t>
+            </w:r>
+          </w:p>
+        </w:tc>
+        <w:tc>
+          <w:tcPr>
+            <w:tcW w:type="dxa" w:w="8360"/>
+            <w:tcBorders>
+              <w:top w:val="none" w:color="FFFFFF" w:sz="0"/>
+              <w:left w:val="none" w:color="FFFFFF" w:sz="0"/>
+              <w:bottom w:val="none" w:color="FFFFFF" w:sz="0"/>
+              <w:right w:val="none" w:color="FFFFFF" w:sz="0"/>
+            </w:tcBorders>
+            <w:tcMar>
+              <w:top w:type="dxa" w:w="30"/>
+              <w:left w:type="dxa" w:w="0"/>
+              <w:bottom w:type="dxa" w:w="30"/>
+              <w:right w:type="dxa" w:w="0"/>
+            </w:tcMar>
+          </w:tcPr>
+          <w:p>
+            <w:pPr>
+              <w:spacing w:line="264"/>
+            </w:pPr>
+            <w:r>
+              <w:rPr>
+                <w:i w:val="false"/>
+                <w:iCs w:val="false"/>
+                <w:color w:val="000000"/>
+                <w:sz w:val="20"/>
+                <w:szCs w:val="20"/>
+              </w:rPr>
+              <w:t xml:space="preserve">Operations, Store #1234. A live list — every ticket, its channel (drive-thru, dine-in, mobile) and a score for order accuracy, quality, and prep. Along the top: throughput 41/hr, average order time 2m 47s, fryer oil 342°F, 14 open alerts.</w:t>
+            </w:r>
+          </w:p>
+        </w:tc>
+      </w:tr>
+      <w:tr>
+        <w:tc>
+          <w:tcPr>
+            <w:tcW w:type="dxa" w:w="1000"/>
+            <w:tcBorders>
+              <w:top w:val="none" w:color="FFFFFF" w:sz="0"/>
+              <w:left w:val="none" w:color="FFFFFF" w:sz="0"/>
+              <w:bottom w:val="none" w:color="FFFFFF" w:sz="0"/>
+              <w:right w:val="none" w:color="FFFFFF" w:sz="0"/>
+            </w:tcBorders>
+            <w:tcMar>
+              <w:top w:type="dxa" w:w="30"/>
+              <w:left w:type="dxa" w:w="0"/>
+              <w:bottom w:type="dxa" w:w="30"/>
+              <w:right w:type="dxa" w:w="160"/>
+            </w:tcMar>
+          </w:tcPr>
+          <w:p>
+            <w:r>
+              <w:rPr>
+                <w:b/>
+                <w:bCs/>
+                <w:color w:val="000000"/>
+                <w:sz w:val="20"/>
+                <w:szCs w:val="20"/>
+              </w:rPr>
+              <w:t xml:space="preserve">Say</w:t>
+            </w:r>
+          </w:p>
+        </w:tc>
+        <w:tc>
+          <w:tcPr>
+            <w:tcW w:type="dxa" w:w="8360"/>
+            <w:tcBorders>
+              <w:top w:val="none" w:color="FFFFFF" w:sz="0"/>
+              <w:left w:val="none" w:color="FFFFFF" w:sz="0"/>
+              <w:bottom w:val="none" w:color="FFFFFF" w:sz="0"/>
+              <w:right w:val="none" w:color="FFFFFF" w:sz="0"/>
+            </w:tcBorders>
+            <w:tcMar>
+              <w:top w:type="dxa" w:w="30"/>
+              <w:left w:type="dxa" w:w="0"/>
+              <w:bottom w:type="dxa" w:w="30"/>
+              <w:right w:type="dxa" w:w="0"/>
+            </w:tcMar>
+          </w:tcPr>
+          <w:p>
+            <w:pPr>
+              <w:spacing w:line="264"/>
+            </w:pPr>
+            <w:r>
+              <w:rPr>
+                <w:i w:val="false"/>
+                <w:iCs w:val="false"/>
+                <w:color w:val="000000"/>
+                <w:sz w:val="21"/>
+                <w:szCs w:val="21"/>
+              </w:rPr>
+              <w:t xml:space="preserve">“Everything rolls up here — every order, from every channel, scored as it happens. Green is clean, red needs a look. The manager sees the whole shift on one screen — even the fryer temperature and how long orders are taking.”</w:t>
+            </w:r>
+          </w:p>
+        </w:tc>
+      </w:tr>
+      <w:tr>
+        <w:tc>
+          <w:tcPr>
+            <w:tcW w:type="dxa" w:w="1000"/>
+            <w:tcBorders>
+              <w:top w:val="none" w:color="FFFFFF" w:sz="0"/>
+              <w:left w:val="none" w:color="FFFFFF" w:sz="0"/>
+              <w:bottom w:val="none" w:color="FFFFFF" w:sz="0"/>
+              <w:right w:val="none" w:color="FFFFFF" w:sz="0"/>
+            </w:tcBorders>
+            <w:tcMar>
+              <w:top w:type="dxa" w:w="30"/>
+              <w:left w:type="dxa" w:w="0"/>
+              <w:bottom w:type="dxa" w:w="30"/>
+              <w:right w:type="dxa" w:w="160"/>
+            </w:tcMar>
+          </w:tcPr>
+          <w:p>
+            <w:r>
+              <w:rPr>
+                <w:b/>
+                <w:bCs/>
+                <w:color w:val="000000"/>
+                <w:sz w:val="20"/>
+                <w:szCs w:val="20"/>
+              </w:rPr>
+              <w:t xml:space="preserve">Point</w:t>
+            </w:r>
+          </w:p>
+        </w:tc>
+        <w:tc>
+          <w:tcPr>
+            <w:tcW w:type="dxa" w:w="8360"/>
+            <w:tcBorders>
+              <w:top w:val="none" w:color="FFFFFF" w:sz="0"/>
+              <w:left w:val="none" w:color="FFFFFF" w:sz="0"/>
+              <w:bottom w:val="none" w:color="FFFFFF" w:sz="0"/>
+              <w:right w:val="none" w:color="FFFFFF" w:sz="0"/>
+            </w:tcBorders>
+            <w:tcMar>
+              <w:top w:type="dxa" w:w="30"/>
+              <w:left w:type="dxa" w:w="0"/>
+              <w:bottom w:type="dxa" w:w="30"/>
+              <w:right w:type="dxa" w:w="0"/>
+            </w:tcMar>
+          </w:tcPr>
+          <w:p>
+            <w:pPr>
+              <w:spacing w:line="264"/>
+            </w:pPr>
+            <w:r>
+              <w:rPr>
+                <w:i/>
+                <w:iCs/>
+                <w:color w:val="000000"/>
+                <w:sz w:val="20"/>
+                <w:szCs w:val="20"/>
+              </w:rPr>
+              <w:t xml:space="preserve">Run your finger down the ticket list; stop on a red ‘re-check’ row.</w:t>
+            </w:r>
+          </w:p>
+        </w:tc>
+      </w:tr>
+    </w:tbl>
+    <w:p>
+      <w:pPr>
+        <w:tabs>
+          <w:tab w:val="right" w:pos="9360"/>
+        </w:tabs>
+        <w:spacing w:after="40" w:before="220"/>
+      </w:pPr>
+      <w:r>
+        <w:rPr>
+          <w:b/>
+          <w:bCs/>
+          <w:color w:val="000000"/>
+          <w:sz w:val="22"/>
+          <w:szCs w:val="22"/>
+        </w:rPr>
+        <w:t xml:space="preserve">6. The back of house, too</w:t>
+      </w:r>
+      <w:r>
+        <w:rPr>
+          <w:color w:val="444444"/>
+          <w:sz w:val="18"/>
+          <w:szCs w:val="18"/>
+        </w:rPr>
+        <w:t xml:space="preserve">	(0:40)</w:t>
+      </w:r>
+    </w:p>
+    <w:tbl>
+      <w:tblPr>
+        <w:tblW w:type="dxa" w:w="9360"/>
+        <w:tblBorders>
+          <w:top w:val="none" w:color="FFFFFF" w:sz="0"/>
+          <w:left w:val="none" w:color="FFFFFF" w:sz="0"/>
+          <w:bottom w:val="none" w:color="FFFFFF" w:sz="0"/>
+          <w:right w:val="none" w:color="FFFFFF" w:sz="0"/>
+          <w:insideH w:val="none" w:color="FFFFFF" w:sz="0"/>
+          <w:insideV w:val="none" w:color="FFFFFF" w:sz="0"/>
+        </w:tblBorders>
+      </w:tblPr>
+      <w:tblGrid>
+        <w:gridCol w:w="1000"/>
+        <w:gridCol w:w="8360"/>
+      </w:tblGrid>
+      <w:tr>
+        <w:tc>
+          <w:tcPr>
+            <w:tcW w:type="dxa" w:w="1000"/>
+            <w:tcBorders>
+              <w:top w:val="none" w:color="FFFFFF" w:sz="0"/>
+              <w:left w:val="none" w:color="FFFFFF" w:sz="0"/>
+              <w:bottom w:val="none" w:color="FFFFFF" w:sz="0"/>
+              <w:right w:val="none" w:color="FFFFFF" w:sz="0"/>
+            </w:tcBorders>
+            <w:tcMar>
+              <w:top w:type="dxa" w:w="30"/>
+              <w:left w:type="dxa" w:w="0"/>
+              <w:bottom w:type="dxa" w:w="30"/>
+              <w:right w:type="dxa" w:w="160"/>
+            </w:tcMar>
+          </w:tcPr>
+          <w:p>
+            <w:r>
+              <w:rPr>
+                <w:b/>
+                <w:bCs/>
+                <w:color w:val="000000"/>
+                <w:sz w:val="20"/>
+                <w:szCs w:val="20"/>
+              </w:rPr>
+              <w:t xml:space="preserve">Show</w:t>
+            </w:r>
+          </w:p>
+        </w:tc>
+        <w:tc>
+          <w:tcPr>
+            <w:tcW w:type="dxa" w:w="8360"/>
+            <w:tcBorders>
+              <w:top w:val="none" w:color="FFFFFF" w:sz="0"/>
+              <w:left w:val="none" w:color="FFFFFF" w:sz="0"/>
+              <w:bottom w:val="none" w:color="FFFFFF" w:sz="0"/>
+              <w:right w:val="none" w:color="FFFFFF" w:sz="0"/>
+            </w:tcBorders>
+            <w:tcMar>
+              <w:top w:type="dxa" w:w="30"/>
+              <w:left w:type="dxa" w:w="0"/>
+              <w:bottom w:type="dxa" w:w="30"/>
+              <w:right w:type="dxa" w:w="0"/>
+            </w:tcMar>
+          </w:tcPr>
+          <w:p>
+            <w:pPr>
+              <w:spacing w:line="264"/>
+            </w:pPr>
+            <w:r>
+              <w:rPr>
+                <w:i w:val="false"/>
+                <w:iCs w:val="false"/>
+                <w:color w:val="000000"/>
+                <w:sz w:val="20"/>
+                <w:szCs w:val="20"/>
+              </w:rPr>
+              <w:t xml:space="preserve">Inventory — the storeroom shelves tracking stock (crinkle fries, tenders), the fryer, and the receiving door as deliveries arrive.</w:t>
+            </w:r>
+          </w:p>
+        </w:tc>
+      </w:tr>
+      <w:tr>
+        <w:tc>
+          <w:tcPr>
+            <w:tcW w:type="dxa" w:w="1000"/>
+            <w:tcBorders>
+              <w:top w:val="none" w:color="FFFFFF" w:sz="0"/>
+              <w:left w:val="none" w:color="FFFFFF" w:sz="0"/>
+              <w:bottom w:val="none" w:color="FFFFFF" w:sz="0"/>
+              <w:right w:val="none" w:color="FFFFFF" w:sz="0"/>
+            </w:tcBorders>
+            <w:tcMar>
+              <w:top w:type="dxa" w:w="30"/>
+              <w:left w:type="dxa" w:w="0"/>
+              <w:bottom w:type="dxa" w:w="30"/>
+              <w:right w:type="dxa" w:w="160"/>
+            </w:tcMar>
+          </w:tcPr>
+          <w:p>
+            <w:r>
+              <w:rPr>
+                <w:b/>
+                <w:bCs/>
+                <w:color w:val="000000"/>
+                <w:sz w:val="20"/>
+                <w:szCs w:val="20"/>
+              </w:rPr>
+              <w:t xml:space="preserve">Say</w:t>
+            </w:r>
+          </w:p>
+        </w:tc>
+        <w:tc>
+          <w:tcPr>
+            <w:tcW w:type="dxa" w:w="8360"/>
+            <w:tcBorders>
+              <w:top w:val="none" w:color="FFFFFF" w:sz="0"/>
+              <w:left w:val="none" w:color="FFFFFF" w:sz="0"/>
+              <w:bottom w:val="none" w:color="FFFFFF" w:sz="0"/>
+              <w:right w:val="none" w:color="FFFFFF" w:sz="0"/>
+            </w:tcBorders>
+            <w:tcMar>
+              <w:top w:type="dxa" w:w="30"/>
+              <w:left w:type="dxa" w:w="0"/>
+              <w:bottom w:type="dxa" w:w="30"/>
+              <w:right w:type="dxa" w:w="0"/>
+            </w:tcMar>
+          </w:tcPr>
+          <w:p>
+            <w:pPr>
+              <w:spacing w:line="264"/>
+            </w:pPr>
+            <w:r>
+              <w:rPr>
+                <w:i w:val="false"/>
+                <w:iCs w:val="false"/>
+                <w:color w:val="000000"/>
+                <w:sz w:val="21"/>
+                <w:szCs w:val="21"/>
+              </w:rPr>
+              <w:t xml:space="preserve">“It’s not just the front line. The same system watches the storeroom and the back door — what’s on the shelf, what’s running low, and what’s just been delivered. One platform, front to back.”</w:t>
+            </w:r>
+          </w:p>
+        </w:tc>
+      </w:tr>
+      <w:tr>
+        <w:tc>
+          <w:tcPr>
+            <w:tcW w:type="dxa" w:w="1000"/>
+            <w:tcBorders>
+              <w:top w:val="none" w:color="FFFFFF" w:sz="0"/>
+              <w:left w:val="none" w:color="FFFFFF" w:sz="0"/>
+              <w:bottom w:val="none" w:color="FFFFFF" w:sz="0"/>
+              <w:right w:val="none" w:color="FFFFFF" w:sz="0"/>
+            </w:tcBorders>
+            <w:tcMar>
+              <w:top w:type="dxa" w:w="30"/>
+              <w:left w:type="dxa" w:w="0"/>
+              <w:bottom w:type="dxa" w:w="30"/>
+              <w:right w:type="dxa" w:w="160"/>
+            </w:tcMar>
+          </w:tcPr>
+          <w:p>
+            <w:r>
+              <w:rPr>
+                <w:b/>
+                <w:bCs/>
+                <w:color w:val="000000"/>
+                <w:sz w:val="20"/>
+                <w:szCs w:val="20"/>
+              </w:rPr>
+              <w:t xml:space="preserve">Point</w:t>
+            </w:r>
+          </w:p>
+        </w:tc>
+        <w:tc>
+          <w:tcPr>
+            <w:tcW w:type="dxa" w:w="8360"/>
+            <w:tcBorders>
+              <w:top w:val="none" w:color="FFFFFF" w:sz="0"/>
+              <w:left w:val="none" w:color="FFFFFF" w:sz="0"/>
+              <w:bottom w:val="none" w:color="FFFFFF" w:sz="0"/>
+              <w:right w:val="none" w:color="FFFFFF" w:sz="0"/>
+            </w:tcBorders>
+            <w:tcMar>
+              <w:top w:type="dxa" w:w="30"/>
+              <w:left w:type="dxa" w:w="0"/>
+              <w:bottom w:type="dxa" w:w="30"/>
+              <w:right w:type="dxa" w:w="0"/>
+            </w:tcMar>
+          </w:tcPr>
+          <w:p>
+            <w:pPr>
+              <w:spacing w:line="264"/>
+            </w:pPr>
+            <w:r>
+              <w:rPr>
+                <w:i/>
+                <w:iCs/>
+                <w:color w:val="000000"/>
+                <w:sz w:val="20"/>
+                <w:szCs w:val="20"/>
+              </w:rPr>
+              <w:t xml:space="preserve">Point to a tracked box on the shelf, then the receiving-door camera.</w:t>
+            </w:r>
+          </w:p>
+        </w:tc>
+      </w:tr>
+    </w:tbl>
+    <w:p>
+      <w:pPr>
+        <w:tabs>
+          <w:tab w:val="right" w:pos="9360"/>
+        </w:tabs>
+        <w:spacing w:after="40" w:before="220"/>
+      </w:pPr>
+      <w:r>
+        <w:rPr>
+          <w:b/>
+          <w:bCs/>
+          <w:color w:val="000000"/>
+          <w:sz w:val="22"/>
+          <w:szCs w:val="22"/>
+        </w:rPr>
+        <w:t xml:space="preserve">7. The numbers that add up</w:t>
+      </w:r>
+      <w:r>
+        <w:rPr>
+          <w:color w:val="444444"/>
+          <w:sz w:val="18"/>
+          <w:szCs w:val="18"/>
+        </w:rPr>
+        <w:t xml:space="preserve">	(0:35)</w:t>
+      </w:r>
+    </w:p>
+    <w:tbl>
+      <w:tblPr>
+        <w:tblW w:type="dxa" w:w="9360"/>
+        <w:tblBorders>
+          <w:top w:val="none" w:color="FFFFFF" w:sz="0"/>
+          <w:left w:val="none" w:color="FFFFFF" w:sz="0"/>
+          <w:bottom w:val="none" w:color="FFFFFF" w:sz="0"/>
+          <w:right w:val="none" w:color="FFFFFF" w:sz="0"/>
+          <w:insideH w:val="none" w:color="FFFFFF" w:sz="0"/>
+          <w:insideV w:val="none" w:color="FFFFFF" w:sz="0"/>
+        </w:tblBorders>
+      </w:tblPr>
+      <w:tblGrid>
+        <w:gridCol w:w="1000"/>
+        <w:gridCol w:w="8360"/>
+      </w:tblGrid>
+      <w:tr>
+        <w:tc>
+          <w:tcPr>
+            <w:tcW w:type="dxa" w:w="1000"/>
+            <w:tcBorders>
+              <w:top w:val="none" w:color="FFFFFF" w:sz="0"/>
+              <w:left w:val="none" w:color="FFFFFF" w:sz="0"/>
+              <w:bottom w:val="none" w:color="FFFFFF" w:sz="0"/>
+              <w:right w:val="none" w:color="FFFFFF" w:sz="0"/>
+            </w:tcBorders>
+            <w:tcMar>
+              <w:top w:type="dxa" w:w="30"/>
+              <w:left w:type="dxa" w:w="0"/>
+              <w:bottom w:type="dxa" w:w="30"/>
+              <w:right w:type="dxa" w:w="160"/>
+            </w:tcMar>
+          </w:tcPr>
+          <w:p>
+            <w:r>
+              <w:rPr>
+                <w:b/>
+                <w:bCs/>
+                <w:color w:val="000000"/>
+                <w:sz w:val="20"/>
+                <w:szCs w:val="20"/>
+              </w:rPr>
+              <w:t xml:space="preserve">Show</w:t>
+            </w:r>
+          </w:p>
+        </w:tc>
+        <w:tc>
+          <w:tcPr>
+            <w:tcW w:type="dxa" w:w="8360"/>
+            <w:tcBorders>
+              <w:top w:val="none" w:color="FFFFFF" w:sz="0"/>
+              <w:left w:val="none" w:color="FFFFFF" w:sz="0"/>
+              <w:bottom w:val="none" w:color="FFFFFF" w:sz="0"/>
+              <w:right w:val="none" w:color="FFFFFF" w:sz="0"/>
+            </w:tcBorders>
+            <w:tcMar>
+              <w:top w:type="dxa" w:w="30"/>
+              <w:left w:type="dxa" w:w="0"/>
+              <w:bottom w:type="dxa" w:w="30"/>
+              <w:right w:type="dxa" w:w="0"/>
+            </w:tcMar>
+          </w:tcPr>
+          <w:p>
+            <w:pPr>
+              <w:spacing w:line="264"/>
+            </w:pPr>
+            <w:r>
+              <w:rPr>
+                <w:i w:val="false"/>
+                <w:iCs w:val="false"/>
+                <w:color w:val="000000"/>
+                <w:sz w:val="20"/>
+                <w:szCs w:val="20"/>
+              </w:rPr>
+              <w:t xml:space="preserve">Insights and Alerts — the shift’s key numbers (accuracy, speed, food safety, waste) and a live list of what needs attention.</w:t>
+            </w:r>
+          </w:p>
+        </w:tc>
+      </w:tr>
+      <w:tr>
+        <w:tc>
+          <w:tcPr>
+            <w:tcW w:type="dxa" w:w="1000"/>
+            <w:tcBorders>
+              <w:top w:val="none" w:color="FFFFFF" w:sz="0"/>
+              <w:left w:val="none" w:color="FFFFFF" w:sz="0"/>
+              <w:bottom w:val="none" w:color="FFFFFF" w:sz="0"/>
+              <w:right w:val="none" w:color="FFFFFF" w:sz="0"/>
+            </w:tcBorders>
+            <w:tcMar>
+              <w:top w:type="dxa" w:w="30"/>
+              <w:left w:type="dxa" w:w="0"/>
+              <w:bottom w:type="dxa" w:w="30"/>
+              <w:right w:type="dxa" w:w="160"/>
+            </w:tcMar>
+          </w:tcPr>
+          <w:p>
+            <w:r>
+              <w:rPr>
+                <w:b/>
+                <w:bCs/>
+                <w:color w:val="000000"/>
+                <w:sz w:val="20"/>
+                <w:szCs w:val="20"/>
+              </w:rPr>
+              <w:t xml:space="preserve">Say</w:t>
+            </w:r>
+          </w:p>
+        </w:tc>
+        <w:tc>
+          <w:tcPr>
+            <w:tcW w:type="dxa" w:w="8360"/>
+            <w:tcBorders>
+              <w:top w:val="none" w:color="FFFFFF" w:sz="0"/>
+              <w:left w:val="none" w:color="FFFFFF" w:sz="0"/>
+              <w:bottom w:val="none" w:color="FFFFFF" w:sz="0"/>
+              <w:right w:val="none" w:color="FFFFFF" w:sz="0"/>
+            </w:tcBorders>
+            <w:tcMar>
+              <w:top w:type="dxa" w:w="30"/>
+              <w:left w:type="dxa" w:w="0"/>
+              <w:bottom w:type="dxa" w:w="30"/>
+              <w:right w:type="dxa" w:w="0"/>
+            </w:tcMar>
+          </w:tcPr>
+          <w:p>
+            <w:pPr>
+              <w:spacing w:line="264"/>
+            </w:pPr>
+            <w:r>
+              <w:rPr>
+                <w:i w:val="false"/>
+                <w:iCs w:val="false"/>
+                <w:color w:val="000000"/>
+                <w:sz w:val="21"/>
+                <w:szCs w:val="21"/>
+              </w:rPr>
+              <w:t xml:space="preserve">“And it adds up to the numbers a manager and an owner actually use — accuracy, speed, food safety, waste — with a live list of what needs a look. Ready for the next audit, with nobody filling in a clipboard.”</w:t>
+            </w:r>
+          </w:p>
+        </w:tc>
+      </w:tr>
+      <w:tr>
+        <w:tc>
+          <w:tcPr>
+            <w:tcW w:type="dxa" w:w="1000"/>
+            <w:tcBorders>
+              <w:top w:val="none" w:color="FFFFFF" w:sz="0"/>
+              <w:left w:val="none" w:color="FFFFFF" w:sz="0"/>
+              <w:bottom w:val="none" w:color="FFFFFF" w:sz="0"/>
+              <w:right w:val="none" w:color="FFFFFF" w:sz="0"/>
+            </w:tcBorders>
+            <w:tcMar>
+              <w:top w:type="dxa" w:w="30"/>
+              <w:left w:type="dxa" w:w="0"/>
+              <w:bottom w:type="dxa" w:w="30"/>
+              <w:right w:type="dxa" w:w="160"/>
+            </w:tcMar>
+          </w:tcPr>
+          <w:p>
+            <w:r>
+              <w:rPr>
+                <w:b/>
+                <w:bCs/>
+                <w:color w:val="000000"/>
+                <w:sz w:val="20"/>
+                <w:szCs w:val="20"/>
+              </w:rPr>
+              <w:t xml:space="preserve">Point</w:t>
+            </w:r>
+          </w:p>
+        </w:tc>
+        <w:tc>
+          <w:tcPr>
+            <w:tcW w:type="dxa" w:w="8360"/>
+            <w:tcBorders>
+              <w:top w:val="none" w:color="FFFFFF" w:sz="0"/>
+              <w:left w:val="none" w:color="FFFFFF" w:sz="0"/>
+              <w:bottom w:val="none" w:color="FFFFFF" w:sz="0"/>
+              <w:right w:val="none" w:color="FFFFFF" w:sz="0"/>
+            </w:tcBorders>
+            <w:tcMar>
+              <w:top w:type="dxa" w:w="30"/>
+              <w:left w:type="dxa" w:w="0"/>
+              <w:bottom w:type="dxa" w:w="30"/>
+              <w:right w:type="dxa" w:w="0"/>
+            </w:tcMar>
+          </w:tcPr>
+          <w:p>
+            <w:pPr>
+              <w:spacing w:line="264"/>
+            </w:pPr>
+            <w:r>
+              <w:rPr>
+                <w:i/>
+                <w:iCs/>
+                <w:color w:val="000000"/>
+                <w:sz w:val="20"/>
+                <w:szCs w:val="20"/>
+              </w:rPr>
+              <w:t xml:space="preserve">Point to one number, then the alert list.</w:t>
+            </w:r>
+          </w:p>
+        </w:tc>
+      </w:tr>
+    </w:tbl>
+    <w:p>
+      <w:pPr>
+        <w:tabs>
+          <w:tab w:val="right" w:pos="9360"/>
+        </w:tabs>
+        <w:spacing w:after="40" w:before="220"/>
+      </w:pPr>
+      <w:r>
+        <w:rPr>
+          <w:b/>
+          <w:bCs/>
+          <w:color w:val="000000"/>
+          <w:sz w:val="22"/>
+          <w:szCs w:val="22"/>
+        </w:rPr>
+        <w:t xml:space="preserve">8. Recap</w:t>
+      </w:r>
+      <w:r>
+        <w:rPr>
+          <w:color w:val="444444"/>
+          <w:sz w:val="18"/>
+          <w:szCs w:val="18"/>
+        </w:rPr>
+        <w:t xml:space="preserve">	(0:20)</w:t>
+      </w:r>
+    </w:p>
+    <w:tbl>
+      <w:tblPr>
+        <w:tblW w:type="dxa" w:w="9360"/>
+        <w:tblBorders>
+          <w:top w:val="none" w:color="FFFFFF" w:sz="0"/>
+          <w:left w:val="none" w:color="FFFFFF" w:sz="0"/>
+          <w:bottom w:val="none" w:color="FFFFFF" w:sz="0"/>
+          <w:right w:val="none" w:color="FFFFFF" w:sz="0"/>
+          <w:insideH w:val="none" w:color="FFFFFF" w:sz="0"/>
+          <w:insideV w:val="none" w:color="FFFFFF" w:sz="0"/>
+        </w:tblBorders>
+      </w:tblPr>
+      <w:tblGrid>
+        <w:gridCol w:w="1000"/>
+        <w:gridCol w:w="8360"/>
+      </w:tblGrid>
+      <w:tr>
+        <w:tc>
+          <w:tcPr>
+            <w:tcW w:type="dxa" w:w="1000"/>
+            <w:tcBorders>
+              <w:top w:val="none" w:color="FFFFFF" w:sz="0"/>
+              <w:left w:val="none" w:color="FFFFFF" w:sz="0"/>
+              <w:bottom w:val="none" w:color="FFFFFF" w:sz="0"/>
+              <w:right w:val="none" w:color="FFFFFF" w:sz="0"/>
+            </w:tcBorders>
+            <w:tcMar>
+              <w:top w:type="dxa" w:w="30"/>
+              <w:left w:type="dxa" w:w="0"/>
+              <w:bottom w:type="dxa" w:w="30"/>
+              <w:right w:type="dxa" w:w="160"/>
+            </w:tcMar>
+          </w:tcPr>
+          <w:p>
+            <w:r>
+              <w:rPr>
+                <w:b/>
+                <w:bCs/>
+                <w:color w:val="000000"/>
+                <w:sz w:val="20"/>
+                <w:szCs w:val="20"/>
+              </w:rPr>
+              <w:t xml:space="preserve">Say</w:t>
+            </w:r>
+          </w:p>
+        </w:tc>
+        <w:tc>
+          <w:tcPr>
+            <w:tcW w:type="dxa" w:w="8360"/>
+            <w:tcBorders>
+              <w:top w:val="none" w:color="FFFFFF" w:sz="0"/>
+              <w:left w:val="none" w:color="FFFFFF" w:sz="0"/>
+              <w:bottom w:val="none" w:color="FFFFFF" w:sz="0"/>
+              <w:right w:val="none" w:color="FFFFFF" w:sz="0"/>
+            </w:tcBorders>
+            <w:tcMar>
+              <w:top w:type="dxa" w:w="30"/>
+              <w:left w:type="dxa" w:w="0"/>
+              <w:bottom w:type="dxa" w:w="30"/>
+              <w:right w:type="dxa" w:w="0"/>
+            </w:tcMar>
+          </w:tcPr>
+          <w:p>
+            <w:pPr>
+              <w:spacing w:line="264"/>
+            </w:pPr>
+            <w:r>
+              <w:rPr>
+                <w:i w:val="false"/>
+                <w:iCs w:val="false"/>
+                <w:color w:val="000000"/>
                 <w:sz w:val="21"/>
                 <w:szCs w:val="21"/>
               </w:rPr>
@@ -2129,7 +3424,7 @@
         <w:pBdr>
           <w:bottom w:val="single" w:color="000000" w:sz="8" w:space="4"/>
         </w:pBdr>
-        <w:spacing w:after="120" w:before="300"/>
+        <w:spacing w:after="120" w:before="320"/>
       </w:pPr>
       <w:r>
         <w:rPr>
@@ -2157,7 +3452,7 @@
           <w:sz w:val="20"/>
           <w:szCs w:val="20"/>
         </w:rPr>
-        <w:t xml:space="preserve">Bring it home: “It runs on your existing kitchen cameras, on a small box on-site. Nothing goes to the cloud.”</w:t>
+        <w:t xml:space="preserve">Bring it home: “Two products, one platform. It runs on your existing cameras, on a small box on-site. Nothing goes to the cloud.”</w:t>
       </w:r>
     </w:p>
     <w:p>
@@ -2175,7 +3470,7 @@
           <w:sz w:val="20"/>
           <w:szCs w:val="20"/>
         </w:rPr>
-        <w:t xml:space="preserve">The ask: “Give us three weeks in one of your restaurants and we’ll show you these same results on your own line.”</w:t>
+        <w:t xml:space="preserve">The ask: “Give us three weeks in one store or one restaurant and we’ll show you these same results on your own floor.”</w:t>
       </w:r>
     </w:p>
     <w:p>
@@ -2201,7 +3496,7 @@
         <w:pBdr>
           <w:bottom w:val="single" w:color="000000" w:sz="8" w:space="4"/>
         </w:pBdr>
-        <w:spacing w:after="120" w:before="300"/>
+        <w:spacing w:after="120" w:before="320"/>
       </w:pPr>
       <w:r>
         <w:rPr>
@@ -2226,7 +3521,7 @@
           <w:sz w:val="20"/>
           <w:szCs w:val="20"/>
         </w:rPr>
-        <w:t xml:space="preserve">Is this scoring our staff?</w:t>
+        <w:t xml:space="preserve">Is this recording faces?</w:t>
       </w:r>
     </w:p>
     <w:p>
@@ -2239,7 +3534,7 @@
           <w:sz w:val="20"/>
           <w:szCs w:val="20"/>
         </w:rPr>
-        <w:t xml:space="preserve">It scores the food and the order, not the person. No faces are stored, and nothing leaves the store — it all runs on the box on-site.</w:t>
+        <w:t xml:space="preserve">No faces are stored and no video leaves the site. In the store it only matches loyalty opt-ins; in the kitchen it scores the food, not the person. Everything runs on the box on-site.</w:t>
       </w:r>
     </w:p>
     <w:p>
@@ -2267,7 +3562,7 @@
           <w:sz w:val="20"/>
           <w:szCs w:val="20"/>
         </w:rPr>
-        <w:t xml:space="preserve">Every alert comes with the picture, so a person can glance and confirm. You set how strict each station is.</w:t>
+        <w:t xml:space="preserve">Every alert comes with the picture, so a person can glance and confirm. You set how strict it is, per site and per station.</w:t>
       </w:r>
     </w:p>
     <w:p>
@@ -2295,7 +3590,7 @@
           <w:sz w:val="20"/>
           <w:szCs w:val="20"/>
         </w:rPr>
-        <w:t xml:space="preserve">No — it uses the kitchen cameras you already have. Just one small box added on-site.</w:t>
+        <w:t xml:space="preserve">No — it uses the cameras you already have. Just one small box added on-site.</w:t>
       </w:r>
     </w:p>
     <w:p>
@@ -2351,7 +3646,7 @@
           <w:sz w:val="20"/>
           <w:szCs w:val="20"/>
         </w:rPr>
-        <w:t xml:space="preserve">It connects to your order screens (POS / kitchen display) and can send alerts to a screen or a phone.</w:t>
+        <w:t xml:space="preserve">It connects to your POS / kitchen screens and can send alerts to a screen or a phone.</w:t>
       </w:r>
     </w:p>
     <w:p>
@@ -2379,7 +3674,7 @@
           <w:sz w:val="20"/>
           <w:szCs w:val="20"/>
         </w:rPr>
-        <w:t xml:space="preserve">A three-week trial in one restaurant — real results on your own line by week three.</w:t>
+        <w:t xml:space="preserve">A three-week trial in one location — real results on your own floor by week three.</w:t>
       </w:r>
     </w:p>
     <w:sectPr>

--- a/deck/EdgeVision-Demo-Script.docx
+++ b/deck/EdgeVision-Demo-Script.docx
@@ -43,7 +43,7 @@
           <w:sz w:val="18"/>
           <w:szCs w:val="18"/>
         </w:rPr>
-        <w:t xml:space="preserve">About 9:45 for both · Pattern AI Labs</w:t>
+        <w:t xml:space="preserve">About 9:05 for both · Pattern AI Labs</w:t>
       </w:r>
     </w:p>
     <w:p>
@@ -1560,7 +1560,7 @@
           <w:sz w:val="18"/>
           <w:szCs w:val="18"/>
         </w:rPr>
-        <w:t xml:space="preserve">	about 5:25</w:t>
+        <w:t xml:space="preserve">	about 4:45</w:t>
       </w:r>
     </w:p>
     <w:p>
@@ -2864,7 +2864,7 @@
           <w:sz w:val="22"/>
           <w:szCs w:val="22"/>
         </w:rPr>
-        <w:t xml:space="preserve">6. The back of house, too</w:t>
+        <w:t xml:space="preserve">6. The numbers that add up</w:t>
       </w:r>
       <w:r>
         <w:rPr>
@@ -2872,7 +2872,7 @@
           <w:sz w:val="18"/>
           <w:szCs w:val="18"/>
         </w:rPr>
-        <w:t xml:space="preserve">	(0:40)</w:t>
+        <w:t xml:space="preserve">	(0:35)</w:t>
       </w:r>
     </w:p>
     <w:tbl>
@@ -2949,7 +2949,7 @@
                 <w:sz w:val="20"/>
                 <w:szCs w:val="20"/>
               </w:rPr>
-              <w:t xml:space="preserve">Inventory — the storeroom shelves tracking stock (crinkle fries, tenders), the fryer, and the receiving door as deliveries arrive.</w:t>
+              <w:t xml:space="preserve">Insights and Alerts — the shift’s key numbers (accuracy, speed, food safety, waste) and a live list of what needs attention.</w:t>
             </w:r>
           </w:p>
         </w:tc>
@@ -3012,7 +3012,7 @@
                 <w:sz w:val="21"/>
                 <w:szCs w:val="21"/>
               </w:rPr>
-              <w:t xml:space="preserve">“It’s not just the front line. The same system watches the storeroom and the back door — what’s on the shelf, what’s running low, and what’s just been delivered. One platform, front to back.”</w:t>
+              <w:t xml:space="preserve">“And it adds up to the numbers a manager and an owner actually use — accuracy, speed, food safety, waste — with a live list of what needs a look. Ready for the next audit, with nobody filling in a clipboard.”</w:t>
             </w:r>
           </w:p>
         </w:tc>
@@ -3075,7 +3075,7 @@
                 <w:sz w:val="20"/>
                 <w:szCs w:val="20"/>
               </w:rPr>
-              <w:t xml:space="preserve">Point to a tracked box on the shelf, then the receiving-door camera.</w:t>
+              <w:t xml:space="preserve">Point to one number, then the alert list.</w:t>
             </w:r>
           </w:p>
         </w:tc>
@@ -3096,239 +3096,7 @@
           <w:sz w:val="22"/>
           <w:szCs w:val="22"/>
         </w:rPr>
-        <w:t xml:space="preserve">7. The numbers that add up</w:t>
-      </w:r>
-      <w:r>
-        <w:rPr>
-          <w:color w:val="444444"/>
-          <w:sz w:val="18"/>
-          <w:szCs w:val="18"/>
-        </w:rPr>
-        <w:t xml:space="preserve">	(0:35)</w:t>
-      </w:r>
-    </w:p>
-    <w:tbl>
-      <w:tblPr>
-        <w:tblW w:type="dxa" w:w="9360"/>
-        <w:tblBorders>
-          <w:top w:val="none" w:color="FFFFFF" w:sz="0"/>
-          <w:left w:val="none" w:color="FFFFFF" w:sz="0"/>
-          <w:bottom w:val="none" w:color="FFFFFF" w:sz="0"/>
-          <w:right w:val="none" w:color="FFFFFF" w:sz="0"/>
-          <w:insideH w:val="none" w:color="FFFFFF" w:sz="0"/>
-          <w:insideV w:val="none" w:color="FFFFFF" w:sz="0"/>
-        </w:tblBorders>
-      </w:tblPr>
-      <w:tblGrid>
-        <w:gridCol w:w="1000"/>
-        <w:gridCol w:w="8360"/>
-      </w:tblGrid>
-      <w:tr>
-        <w:tc>
-          <w:tcPr>
-            <w:tcW w:type="dxa" w:w="1000"/>
-            <w:tcBorders>
-              <w:top w:val="none" w:color="FFFFFF" w:sz="0"/>
-              <w:left w:val="none" w:color="FFFFFF" w:sz="0"/>
-              <w:bottom w:val="none" w:color="FFFFFF" w:sz="0"/>
-              <w:right w:val="none" w:color="FFFFFF" w:sz="0"/>
-            </w:tcBorders>
-            <w:tcMar>
-              <w:top w:type="dxa" w:w="30"/>
-              <w:left w:type="dxa" w:w="0"/>
-              <w:bottom w:type="dxa" w:w="30"/>
-              <w:right w:type="dxa" w:w="160"/>
-            </w:tcMar>
-          </w:tcPr>
-          <w:p>
-            <w:r>
-              <w:rPr>
-                <w:b/>
-                <w:bCs/>
-                <w:color w:val="000000"/>
-                <w:sz w:val="20"/>
-                <w:szCs w:val="20"/>
-              </w:rPr>
-              <w:t xml:space="preserve">Show</w:t>
-            </w:r>
-          </w:p>
-        </w:tc>
-        <w:tc>
-          <w:tcPr>
-            <w:tcW w:type="dxa" w:w="8360"/>
-            <w:tcBorders>
-              <w:top w:val="none" w:color="FFFFFF" w:sz="0"/>
-              <w:left w:val="none" w:color="FFFFFF" w:sz="0"/>
-              <w:bottom w:val="none" w:color="FFFFFF" w:sz="0"/>
-              <w:right w:val="none" w:color="FFFFFF" w:sz="0"/>
-            </w:tcBorders>
-            <w:tcMar>
-              <w:top w:type="dxa" w:w="30"/>
-              <w:left w:type="dxa" w:w="0"/>
-              <w:bottom w:type="dxa" w:w="30"/>
-              <w:right w:type="dxa" w:w="0"/>
-            </w:tcMar>
-          </w:tcPr>
-          <w:p>
-            <w:pPr>
-              <w:spacing w:line="264"/>
-            </w:pPr>
-            <w:r>
-              <w:rPr>
-                <w:i w:val="false"/>
-                <w:iCs w:val="false"/>
-                <w:color w:val="000000"/>
-                <w:sz w:val="20"/>
-                <w:szCs w:val="20"/>
-              </w:rPr>
-              <w:t xml:space="preserve">Insights and Alerts — the shift’s key numbers (accuracy, speed, food safety, waste) and a live list of what needs attention.</w:t>
-            </w:r>
-          </w:p>
-        </w:tc>
-      </w:tr>
-      <w:tr>
-        <w:tc>
-          <w:tcPr>
-            <w:tcW w:type="dxa" w:w="1000"/>
-            <w:tcBorders>
-              <w:top w:val="none" w:color="FFFFFF" w:sz="0"/>
-              <w:left w:val="none" w:color="FFFFFF" w:sz="0"/>
-              <w:bottom w:val="none" w:color="FFFFFF" w:sz="0"/>
-              <w:right w:val="none" w:color="FFFFFF" w:sz="0"/>
-            </w:tcBorders>
-            <w:tcMar>
-              <w:top w:type="dxa" w:w="30"/>
-              <w:left w:type="dxa" w:w="0"/>
-              <w:bottom w:type="dxa" w:w="30"/>
-              <w:right w:type="dxa" w:w="160"/>
-            </w:tcMar>
-          </w:tcPr>
-          <w:p>
-            <w:r>
-              <w:rPr>
-                <w:b/>
-                <w:bCs/>
-                <w:color w:val="000000"/>
-                <w:sz w:val="20"/>
-                <w:szCs w:val="20"/>
-              </w:rPr>
-              <w:t xml:space="preserve">Say</w:t>
-            </w:r>
-          </w:p>
-        </w:tc>
-        <w:tc>
-          <w:tcPr>
-            <w:tcW w:type="dxa" w:w="8360"/>
-            <w:tcBorders>
-              <w:top w:val="none" w:color="FFFFFF" w:sz="0"/>
-              <w:left w:val="none" w:color="FFFFFF" w:sz="0"/>
-              <w:bottom w:val="none" w:color="FFFFFF" w:sz="0"/>
-              <w:right w:val="none" w:color="FFFFFF" w:sz="0"/>
-            </w:tcBorders>
-            <w:tcMar>
-              <w:top w:type="dxa" w:w="30"/>
-              <w:left w:type="dxa" w:w="0"/>
-              <w:bottom w:type="dxa" w:w="30"/>
-              <w:right w:type="dxa" w:w="0"/>
-            </w:tcMar>
-          </w:tcPr>
-          <w:p>
-            <w:pPr>
-              <w:spacing w:line="264"/>
-            </w:pPr>
-            <w:r>
-              <w:rPr>
-                <w:i w:val="false"/>
-                <w:iCs w:val="false"/>
-                <w:color w:val="000000"/>
-                <w:sz w:val="21"/>
-                <w:szCs w:val="21"/>
-              </w:rPr>
-              <w:t xml:space="preserve">“And it adds up to the numbers a manager and an owner actually use — accuracy, speed, food safety, waste — with a live list of what needs a look. Ready for the next audit, with nobody filling in a clipboard.”</w:t>
-            </w:r>
-          </w:p>
-        </w:tc>
-      </w:tr>
-      <w:tr>
-        <w:tc>
-          <w:tcPr>
-            <w:tcW w:type="dxa" w:w="1000"/>
-            <w:tcBorders>
-              <w:top w:val="none" w:color="FFFFFF" w:sz="0"/>
-              <w:left w:val="none" w:color="FFFFFF" w:sz="0"/>
-              <w:bottom w:val="none" w:color="FFFFFF" w:sz="0"/>
-              <w:right w:val="none" w:color="FFFFFF" w:sz="0"/>
-            </w:tcBorders>
-            <w:tcMar>
-              <w:top w:type="dxa" w:w="30"/>
-              <w:left w:type="dxa" w:w="0"/>
-              <w:bottom w:type="dxa" w:w="30"/>
-              <w:right w:type="dxa" w:w="160"/>
-            </w:tcMar>
-          </w:tcPr>
-          <w:p>
-            <w:r>
-              <w:rPr>
-                <w:b/>
-                <w:bCs/>
-                <w:color w:val="000000"/>
-                <w:sz w:val="20"/>
-                <w:szCs w:val="20"/>
-              </w:rPr>
-              <w:t xml:space="preserve">Point</w:t>
-            </w:r>
-          </w:p>
-        </w:tc>
-        <w:tc>
-          <w:tcPr>
-            <w:tcW w:type="dxa" w:w="8360"/>
-            <w:tcBorders>
-              <w:top w:val="none" w:color="FFFFFF" w:sz="0"/>
-              <w:left w:val="none" w:color="FFFFFF" w:sz="0"/>
-              <w:bottom w:val="none" w:color="FFFFFF" w:sz="0"/>
-              <w:right w:val="none" w:color="FFFFFF" w:sz="0"/>
-            </w:tcBorders>
-            <w:tcMar>
-              <w:top w:type="dxa" w:w="30"/>
-              <w:left w:type="dxa" w:w="0"/>
-              <w:bottom w:type="dxa" w:w="30"/>
-              <w:right w:type="dxa" w:w="0"/>
-            </w:tcMar>
-          </w:tcPr>
-          <w:p>
-            <w:pPr>
-              <w:spacing w:line="264"/>
-            </w:pPr>
-            <w:r>
-              <w:rPr>
-                <w:i/>
-                <w:iCs/>
-                <w:color w:val="000000"/>
-                <w:sz w:val="20"/>
-                <w:szCs w:val="20"/>
-              </w:rPr>
-              <w:t xml:space="preserve">Point to one number, then the alert list.</w:t>
-            </w:r>
-          </w:p>
-        </w:tc>
-      </w:tr>
-    </w:tbl>
-    <w:p>
-      <w:pPr>
-        <w:tabs>
-          <w:tab w:val="right" w:pos="9360"/>
-        </w:tabs>
-        <w:spacing w:after="40" w:before="220"/>
-      </w:pPr>
-      <w:r>
-        <w:rPr>
-          <w:b/>
-          <w:bCs/>
-          <w:color w:val="000000"/>
-          <w:sz w:val="22"/>
-          <w:szCs w:val="22"/>
-        </w:rPr>
-        <w:t xml:space="preserve">8. Recap</w:t>
+        <w:t xml:space="preserve">7. Recap</w:t>
       </w:r>
       <w:r>
         <w:rPr>
